--- a/template.docx
+++ b/template.docx
@@ -16,9 +16,8 @@
           <w:tab w:val="right" w:pos="8306"/>
         </w:tabs>
         <w:ind w:hanging="2"/>
-        <w:jc w:val="left"/>
-        <w:rPr>
-          <w:rFonts w:ascii="David" w:eastAsia="Arial" w:hAnsi="David" w:cs="David"/>
+        <w:rPr>
+          <w:rFonts w:eastAsia="Arial"/>
           <w:color w:val="000000"/>
           <w:sz w:val="20"/>
           <w:szCs w:val="20"/>
@@ -26,7 +25,6 @@
       </w:pPr>
       <w:r>
         <w:rPr>
-          <w:rFonts w:ascii="David" w:hAnsi="David" w:cs="David"/>
           <w:noProof/>
         </w:rPr>
         <w:drawing>
@@ -75,7 +73,6 @@
       </w:r>
       <w:r>
         <w:rPr>
-          <w:rFonts w:ascii="David" w:hAnsi="David" w:cs="David"/>
           <w:noProof/>
         </w:rPr>
         <w:drawing>
@@ -133,9 +130,8 @@
           <w:between w:val="nil"/>
         </w:pBdr>
         <w:ind w:hanging="2"/>
-        <w:jc w:val="left"/>
-        <w:rPr>
-          <w:rFonts w:ascii="David" w:eastAsia="Arial" w:hAnsi="David" w:cs="David"/>
+        <w:rPr>
+          <w:rFonts w:eastAsia="Arial"/>
           <w:color w:val="000000"/>
         </w:rPr>
       </w:pPr>
@@ -150,9 +146,8 @@
           <w:between w:val="nil"/>
         </w:pBdr>
         <w:ind w:left="2" w:hanging="4"/>
-        <w:jc w:val="left"/>
-        <w:rPr>
-          <w:rFonts w:ascii="David" w:eastAsia="Arial" w:hAnsi="David" w:cs="David"/>
+        <w:rPr>
+          <w:rFonts w:eastAsia="Arial"/>
           <w:color w:val="000000"/>
           <w:sz w:val="36"/>
           <w:szCs w:val="36"/>
@@ -170,9 +165,8 @@
           <w:between w:val="nil"/>
         </w:pBdr>
         <w:ind w:left="2" w:hanging="4"/>
-        <w:jc w:val="left"/>
-        <w:rPr>
-          <w:rFonts w:ascii="David" w:eastAsia="Arial" w:hAnsi="David" w:cs="David"/>
+        <w:rPr>
+          <w:rFonts w:eastAsia="Arial"/>
           <w:color w:val="000000"/>
           <w:sz w:val="36"/>
           <w:szCs w:val="36"/>
@@ -190,9 +184,8 @@
           <w:between w:val="nil"/>
         </w:pBdr>
         <w:ind w:left="2" w:hanging="4"/>
-        <w:jc w:val="left"/>
-        <w:rPr>
-          <w:rFonts w:ascii="David" w:eastAsia="Arial" w:hAnsi="David" w:cs="David"/>
+        <w:rPr>
+          <w:rFonts w:eastAsia="Arial"/>
           <w:color w:val="000000"/>
           <w:sz w:val="36"/>
           <w:szCs w:val="36"/>
@@ -210,9 +203,8 @@
           <w:between w:val="nil"/>
         </w:pBdr>
         <w:ind w:left="2" w:hanging="4"/>
-        <w:jc w:val="left"/>
-        <w:rPr>
-          <w:rFonts w:ascii="David" w:eastAsia="Arial" w:hAnsi="David" w:cs="David"/>
+        <w:rPr>
+          <w:rFonts w:eastAsia="Arial"/>
           <w:b/>
           <w:bCs/>
           <w:sz w:val="36"/>
@@ -232,9 +224,8 @@
           <w:between w:val="nil"/>
         </w:pBdr>
         <w:ind w:left="2" w:hanging="4"/>
-        <w:jc w:val="left"/>
-        <w:rPr>
-          <w:rFonts w:ascii="David" w:eastAsia="Arial" w:hAnsi="David" w:cs="David"/>
+        <w:rPr>
+          <w:rFonts w:eastAsia="Arial"/>
           <w:b/>
           <w:bCs/>
           <w:sz w:val="36"/>
@@ -254,9 +245,8 @@
           <w:between w:val="nil"/>
         </w:pBdr>
         <w:ind w:left="2" w:hanging="4"/>
-        <w:jc w:val="left"/>
-        <w:rPr>
-          <w:rFonts w:ascii="David" w:eastAsia="Arial" w:hAnsi="David" w:cs="David"/>
+        <w:rPr>
+          <w:rFonts w:eastAsia="Arial"/>
           <w:b/>
           <w:bCs/>
           <w:sz w:val="36"/>
@@ -277,7 +267,7 @@
         <w:ind w:left="2" w:hanging="4"/>
         <w:jc w:val="center"/>
         <w:rPr>
-          <w:rFonts w:ascii="David" w:eastAsia="Arial" w:hAnsi="David" w:cs="David"/>
+          <w:rFonts w:eastAsia="Arial"/>
           <w:color w:val="000000"/>
           <w:sz w:val="36"/>
           <w:szCs w:val="36"/>
@@ -285,7 +275,7 @@
       </w:pPr>
       <w:r>
         <w:rPr>
-          <w:rFonts w:ascii="David" w:eastAsia="Arial" w:hAnsi="David" w:cs="David"/>
+          <w:rFonts w:eastAsia="Arial"/>
           <w:b/>
           <w:bCs/>
           <w:color w:val="000000"/>
@@ -307,9 +297,8 @@
           <w:between w:val="nil"/>
         </w:pBdr>
         <w:ind w:left="2" w:hanging="4"/>
-        <w:jc w:val="left"/>
-        <w:rPr>
-          <w:rFonts w:ascii="David" w:eastAsia="Arial" w:hAnsi="David" w:cs="David"/>
+        <w:rPr>
+          <w:rFonts w:eastAsia="Arial"/>
           <w:color w:val="000000"/>
           <w:sz w:val="36"/>
           <w:szCs w:val="36"/>
@@ -317,7 +306,7 @@
       </w:pPr>
       <w:r>
         <w:rPr>
-          <w:rFonts w:ascii="David" w:eastAsia="Arial" w:hAnsi="David" w:cs="David"/>
+          <w:rFonts w:eastAsia="Arial"/>
           <w:b/>
           <w:bCs/>
           <w:color w:val="000000"/>
@@ -331,14 +320,13 @@
       <w:pPr>
         <w:spacing w:line="360" w:lineRule="auto"/>
         <w:ind w:left="1" w:hanging="3"/>
-        <w:jc w:val="left"/>
-        <w:rPr>
-          <w:rFonts w:ascii="David" w:eastAsia="Arial" w:hAnsi="David" w:cs="David"/>
+        <w:rPr>
+          <w:rFonts w:eastAsia="Arial"/>
         </w:rPr>
       </w:pPr>
       <w:r>
         <w:rPr>
-          <w:rFonts w:ascii="David" w:eastAsia="Arial" w:hAnsi="David" w:cs="David"/>
+          <w:rFonts w:eastAsia="Arial"/>
           <w:b/>
           <w:bCs/>
           <w:rtl/>
@@ -347,14 +335,14 @@
       </w:r>
       <w:r>
         <w:rPr>
-          <w:rFonts w:ascii="David" w:eastAsia="Arial" w:hAnsi="David" w:cs="David"/>
+          <w:rFonts w:eastAsia="Arial"/>
           <w:rtl/>
         </w:rPr>
         <w:t xml:space="preserve">: הגן השיקומי  </w:t>
       </w:r>
       <w:r>
         <w:rPr>
-          <w:rFonts w:ascii="David" w:eastAsia="Arial" w:hAnsi="David" w:cs="David"/>
+          <w:rFonts w:eastAsia="Arial"/>
           <w:b/>
           <w:bCs/>
           <w:rtl/>
@@ -363,7 +351,7 @@
       </w:r>
       <w:r>
         <w:rPr>
-          <w:rFonts w:ascii="David" w:eastAsia="Arial" w:hAnsi="David" w:cs="David"/>
+          <w:rFonts w:eastAsia="Arial"/>
           <w:b/>
           <w:bCs/>
           <w:rtl/>
@@ -372,13 +360,13 @@
       </w:r>
       <w:r>
         <w:rPr>
-          <w:rFonts w:ascii="David" w:eastAsia="Arial" w:hAnsi="David" w:cs="David"/>
+          <w:rFonts w:eastAsia="Arial"/>
         </w:rPr>
         <w:t>115667</w:t>
       </w:r>
       <w:r>
         <w:rPr>
-          <w:rFonts w:ascii="David" w:eastAsia="Arial" w:hAnsi="David" w:cs="David"/>
+          <w:rFonts w:eastAsia="Arial"/>
           <w:b/>
           <w:bCs/>
           <w:rtl/>
@@ -387,14 +375,14 @@
       </w:r>
       <w:r>
         <w:rPr>
-          <w:rFonts w:ascii="David" w:eastAsia="Arial" w:hAnsi="David" w:cs="David"/>
+          <w:rFonts w:eastAsia="Arial"/>
           <w:rtl/>
         </w:rPr>
         <w:t xml:space="preserve">:    זאב חקלאי 21  </w:t>
       </w:r>
       <w:r>
         <w:rPr>
-          <w:rFonts w:ascii="David" w:eastAsia="Arial" w:hAnsi="David" w:cs="David"/>
+          <w:rFonts w:eastAsia="Arial"/>
           <w:b/>
           <w:bCs/>
           <w:rtl/>
@@ -403,13 +391,13 @@
       </w:r>
       <w:r>
         <w:rPr>
-          <w:rFonts w:ascii="David" w:eastAsia="Arial" w:hAnsi="David" w:cs="David"/>
+          <w:rFonts w:eastAsia="Arial"/>
         </w:rPr>
         <w:t xml:space="preserve"> </w:t>
       </w:r>
       <w:r>
         <w:rPr>
-          <w:rFonts w:ascii="David" w:eastAsia="Arial" w:hAnsi="David" w:cs="David"/>
+          <w:rFonts w:eastAsia="Arial"/>
           <w:b/>
           <w:bCs/>
         </w:rPr>
@@ -417,13 +405,13 @@
       </w:r>
       <w:r>
         <w:rPr>
-          <w:rFonts w:ascii="David" w:eastAsia="Arial" w:hAnsi="David" w:cs="David"/>
+          <w:rFonts w:eastAsia="Arial"/>
         </w:rPr>
         <w:t xml:space="preserve">02-6332411   </w:t>
       </w:r>
       <w:r>
         <w:rPr>
-          <w:rFonts w:ascii="David" w:eastAsia="Arial" w:hAnsi="David" w:cs="David"/>
+          <w:rFonts w:eastAsia="Arial"/>
           <w:b/>
           <w:bCs/>
           <w:rtl/>
@@ -432,14 +420,14 @@
       </w:r>
       <w:r>
         <w:rPr>
-          <w:rFonts w:ascii="David" w:eastAsia="Arial" w:hAnsi="David" w:cs="David"/>
+          <w:rFonts w:eastAsia="Arial"/>
           <w:rtl/>
         </w:rPr>
         <w:t xml:space="preserve">: נעמה גרטנר          </w:t>
       </w:r>
       <w:r>
         <w:rPr>
-          <w:rFonts w:ascii="David" w:eastAsia="Arial" w:hAnsi="David" w:cs="David"/>
+          <w:rFonts w:eastAsia="Arial"/>
           <w:b/>
           <w:bCs/>
           <w:rtl/>
@@ -448,7 +436,7 @@
       </w:r>
       <w:r>
         <w:rPr>
-          <w:rFonts w:ascii="David" w:eastAsia="Arial" w:hAnsi="David" w:cs="David"/>
+          <w:rFonts w:eastAsia="Arial"/>
         </w:rPr>
         <w:t xml:space="preserve">      </w:t>
       </w:r>
@@ -457,15 +445,14 @@
       <w:pPr>
         <w:spacing w:line="360" w:lineRule="auto"/>
         <w:ind w:left="1" w:hanging="3"/>
-        <w:jc w:val="left"/>
-        <w:rPr>
-          <w:rFonts w:ascii="David" w:eastAsia="Arial" w:hAnsi="David" w:cs="David"/>
+        <w:rPr>
+          <w:rFonts w:eastAsia="Arial"/>
           <w:rtl/>
         </w:rPr>
       </w:pPr>
       <w:r>
         <w:rPr>
-          <w:rFonts w:ascii="David" w:eastAsia="Arial" w:hAnsi="David" w:cs="David"/>
+          <w:rFonts w:eastAsia="Arial"/>
           <w:b/>
           <w:bCs/>
           <w:rtl/>
@@ -474,35 +461,35 @@
       </w:r>
       <w:r>
         <w:rPr>
-          <w:rFonts w:ascii="David" w:eastAsia="Arial" w:hAnsi="David" w:cs="David"/>
+          <w:rFonts w:eastAsia="Arial"/>
           <w:rtl/>
         </w:rPr>
         <w:t xml:space="preserve">  </w:t>
       </w:r>
       <w:r>
         <w:rPr>
-          <w:rFonts w:ascii="David" w:eastAsia="Arial" w:hAnsi="David" w:cs="David"/>
+          <w:rFonts w:eastAsia="Arial"/>
           <w:rtl/>
         </w:rPr>
         <w:tab/>
       </w:r>
       <w:r>
         <w:rPr>
-          <w:rFonts w:ascii="David" w:eastAsia="Arial" w:hAnsi="David" w:cs="David"/>
+          <w:rFonts w:eastAsia="Arial"/>
           <w:rtl/>
         </w:rPr>
         <w:tab/>
       </w:r>
       <w:r>
         <w:rPr>
-          <w:rFonts w:ascii="David" w:eastAsia="Arial" w:hAnsi="David" w:cs="David"/>
+          <w:rFonts w:eastAsia="Arial"/>
           <w:rtl/>
         </w:rPr>
         <w:t xml:space="preserve">     </w:t>
       </w:r>
       <w:r>
         <w:rPr>
-          <w:rFonts w:ascii="David" w:eastAsia="Arial" w:hAnsi="David" w:cs="David"/>
+          <w:rFonts w:eastAsia="Arial"/>
           <w:b/>
           <w:bCs/>
           <w:color w:val="000000"/>
@@ -512,13 +499,13 @@
       </w:r>
       <w:r>
         <w:rPr>
-          <w:rFonts w:ascii="David" w:eastAsia="Arial" w:hAnsi="David" w:cs="David"/>
+          <w:rFonts w:eastAsia="Arial"/>
         </w:rPr>
         <w:t xml:space="preserve">   </w:t>
       </w:r>
       <w:r>
         <w:rPr>
-          <w:rFonts w:ascii="David" w:eastAsia="Arial" w:hAnsi="David" w:cs="David"/>
+          <w:rFonts w:eastAsia="Arial"/>
           <w:b/>
           <w:bCs/>
           <w:color w:val="000000"/>
@@ -528,7 +515,7 @@
       </w:r>
       <w:r>
         <w:rPr>
-          <w:rFonts w:ascii="David" w:eastAsia="Arial" w:hAnsi="David" w:cs="David"/>
+          <w:rFonts w:eastAsia="Arial"/>
           <w:b/>
           <w:bCs/>
           <w:color w:val="000000"/>
@@ -538,7 +525,7 @@
       </w:r>
       <w:r>
         <w:rPr>
-          <w:rFonts w:ascii="David" w:eastAsia="Arial" w:hAnsi="David" w:cs="David"/>
+          <w:rFonts w:eastAsia="Arial"/>
           <w:b/>
           <w:bCs/>
           <w:color w:val="000000"/>
@@ -548,7 +535,7 @@
       </w:r>
       <w:r>
         <w:rPr>
-          <w:rFonts w:ascii="David" w:eastAsia="Arial" w:hAnsi="David" w:cs="David"/>
+          <w:rFonts w:eastAsia="Arial"/>
           <w:color w:val="000000"/>
         </w:rPr>
         <w:t xml:space="preserve"> </w:t>
@@ -565,9 +552,8 @@
         </w:pBdr>
         <w:spacing w:line="360" w:lineRule="auto"/>
         <w:ind w:hanging="2"/>
-        <w:jc w:val="left"/>
-        <w:rPr>
-          <w:rFonts w:ascii="David" w:eastAsia="Arial" w:hAnsi="David" w:cs="David"/>
+        <w:rPr>
+          <w:rFonts w:eastAsia="Arial"/>
         </w:rPr>
       </w:pPr>
     </w:p>
@@ -581,15 +567,14 @@
           <w:between w:val="nil"/>
         </w:pBdr>
         <w:ind w:hanging="2"/>
-        <w:jc w:val="left"/>
-        <w:rPr>
-          <w:rFonts w:ascii="David" w:eastAsia="Arial" w:hAnsi="David" w:cs="David"/>
+        <w:rPr>
+          <w:rFonts w:eastAsia="Arial"/>
           <w:color w:val="000000"/>
         </w:rPr>
       </w:pPr>
       <w:r>
         <w:rPr>
-          <w:rFonts w:ascii="David" w:eastAsia="Arial" w:hAnsi="David" w:cs="David"/>
+          <w:rFonts w:eastAsia="Arial"/>
           <w:b/>
           <w:bCs/>
           <w:color w:val="000000"/>
@@ -600,7 +585,7 @@
       </w:r>
       <w:r>
         <w:rPr>
-          <w:rFonts w:ascii="David" w:eastAsia="Arial" w:hAnsi="David" w:cs="David"/>
+          <w:rFonts w:eastAsia="Arial"/>
           <w:b/>
           <w:bCs/>
           <w:color w:val="000000"/>
@@ -618,9 +603,8 @@
           <w:between w:val="nil"/>
         </w:pBdr>
         <w:ind w:hanging="2"/>
-        <w:jc w:val="left"/>
-        <w:rPr>
-          <w:rFonts w:ascii="David" w:eastAsia="Arial" w:hAnsi="David" w:cs="David"/>
+        <w:rPr>
+          <w:rFonts w:eastAsia="Arial"/>
           <w:color w:val="000000"/>
         </w:rPr>
       </w:pPr>
@@ -633,14 +617,10 @@
         </w:numPr>
         <w:spacing w:line="360" w:lineRule="auto"/>
         <w:ind w:left="0" w:hanging="2"/>
-        <w:jc w:val="left"/>
-        <w:rPr>
-          <w:rFonts w:ascii="David" w:hAnsi="David" w:cs="David"/>
-        </w:rPr>
       </w:pPr>
       <w:r>
         <w:rPr>
-          <w:rFonts w:ascii="David" w:eastAsia="Arial" w:hAnsi="David" w:cs="David"/>
+          <w:rFonts w:eastAsia="Arial"/>
           <w:rtl/>
         </w:rPr>
         <w:t>סיכום שיחה עם ההורים</w:t>
@@ -654,14 +634,10 @@
         </w:numPr>
         <w:spacing w:line="360" w:lineRule="auto"/>
         <w:ind w:left="0" w:hanging="2"/>
-        <w:jc w:val="left"/>
-        <w:rPr>
-          <w:rFonts w:ascii="David" w:hAnsi="David" w:cs="David"/>
-        </w:rPr>
       </w:pPr>
       <w:r>
         <w:rPr>
-          <w:rFonts w:ascii="David" w:eastAsia="Arial" w:hAnsi="David" w:cs="David"/>
+          <w:rFonts w:eastAsia="Arial"/>
           <w:rtl/>
         </w:rPr>
         <w:t>סיכום הערכת פיזיותרפיה</w:t>
@@ -675,14 +651,10 @@
         </w:numPr>
         <w:spacing w:line="360" w:lineRule="auto"/>
         <w:ind w:left="0" w:hanging="2"/>
-        <w:jc w:val="left"/>
-        <w:rPr>
-          <w:rFonts w:ascii="David" w:hAnsi="David" w:cs="David"/>
-        </w:rPr>
       </w:pPr>
       <w:r>
         <w:rPr>
-          <w:rFonts w:ascii="David" w:eastAsia="Arial" w:hAnsi="David" w:cs="David"/>
+          <w:rFonts w:eastAsia="Arial"/>
           <w:rtl/>
         </w:rPr>
         <w:t>סיכום הערכת קלינאית תקשורת</w:t>
@@ -696,21 +668,17 @@
         </w:numPr>
         <w:spacing w:line="360" w:lineRule="auto"/>
         <w:ind w:left="0" w:hanging="2"/>
-        <w:jc w:val="left"/>
-        <w:rPr>
-          <w:rFonts w:ascii="David" w:hAnsi="David" w:cs="David"/>
-        </w:rPr>
       </w:pPr>
       <w:r>
         <w:rPr>
-          <w:rFonts w:ascii="David" w:eastAsia="Arial" w:hAnsi="David" w:cs="David"/>
+          <w:rFonts w:eastAsia="Arial"/>
           <w:rtl/>
         </w:rPr>
         <w:t>סיכום הערכת ריפוי בעיסוק</w:t>
       </w:r>
       <w:r>
         <w:rPr>
-          <w:rFonts w:ascii="David" w:eastAsia="Arial" w:hAnsi="David" w:cs="David"/>
+          <w:rFonts w:eastAsia="Arial"/>
           <w:rtl/>
         </w:rPr>
         <w:br/>
@@ -718,7 +686,7 @@
       </w:r>
       <w:r>
         <w:rPr>
-          <w:rFonts w:ascii="David" w:eastAsia="Arial" w:hAnsi="David" w:cs="David"/>
+          <w:rFonts w:eastAsia="Arial"/>
           <w:rtl/>
         </w:rPr>
         <w:br/>
@@ -736,9 +704,8 @@
         </w:pBdr>
         <w:spacing w:line="360" w:lineRule="auto"/>
         <w:ind w:hanging="2"/>
-        <w:jc w:val="left"/>
-        <w:rPr>
-          <w:rFonts w:ascii="David" w:eastAsia="Arial" w:hAnsi="David" w:cs="David"/>
+        <w:rPr>
+          <w:rFonts w:eastAsia="Arial"/>
           <w:color w:val="000000"/>
         </w:rPr>
       </w:pPr>
@@ -754,9 +721,8 @@
         </w:pBdr>
         <w:spacing w:line="360" w:lineRule="auto"/>
         <w:ind w:hanging="2"/>
-        <w:jc w:val="left"/>
-        <w:rPr>
-          <w:rFonts w:ascii="David" w:eastAsia="Arial" w:hAnsi="David" w:cs="David"/>
+        <w:rPr>
+          <w:rFonts w:eastAsia="Arial"/>
           <w:color w:val="000000"/>
           <w:sz w:val="20"/>
           <w:szCs w:val="20"/>
@@ -774,15 +740,14 @@
         </w:pBdr>
         <w:spacing w:line="360" w:lineRule="auto"/>
         <w:ind w:hanging="2"/>
-        <w:jc w:val="left"/>
-        <w:rPr>
-          <w:rFonts w:ascii="David" w:eastAsia="Arial" w:hAnsi="David" w:cs="David"/>
+        <w:rPr>
+          <w:rFonts w:eastAsia="Arial"/>
           <w:color w:val="000000"/>
         </w:rPr>
       </w:pPr>
       <w:r>
         <w:rPr>
-          <w:rFonts w:ascii="David" w:eastAsia="Arial" w:hAnsi="David" w:cs="David"/>
+          <w:rFonts w:eastAsia="Arial"/>
           <w:b/>
           <w:bCs/>
           <w:color w:val="000000"/>
@@ -793,7 +758,7 @@
       </w:r>
       <w:r>
         <w:rPr>
-          <w:rFonts w:ascii="David" w:eastAsia="Arial" w:hAnsi="David" w:cs="David"/>
+          <w:rFonts w:eastAsia="Arial"/>
           <w:b/>
           <w:bCs/>
           <w:color w:val="000000"/>
@@ -842,16 +807,15 @@
             <w:pPr>
               <w:spacing w:line="360" w:lineRule="auto"/>
               <w:ind w:left="1" w:hanging="3"/>
-              <w:jc w:val="left"/>
-              <w:rPr>
-                <w:rFonts w:ascii="David" w:eastAsia="Arial" w:hAnsi="David" w:cs="David"/>
+              <w:rPr>
+                <w:rFonts w:eastAsia="Arial"/>
                 <w:sz w:val="28"/>
                 <w:szCs w:val="28"/>
               </w:rPr>
             </w:pPr>
             <w:r>
               <w:rPr>
-                <w:rFonts w:ascii="David" w:eastAsia="Arial" w:hAnsi="David" w:cs="David"/>
+                <w:rFonts w:eastAsia="Arial"/>
                 <w:b/>
                 <w:bCs/>
                 <w:sz w:val="28"/>
@@ -875,16 +839,15 @@
             <w:pPr>
               <w:spacing w:line="360" w:lineRule="auto"/>
               <w:ind w:left="1" w:hanging="3"/>
-              <w:jc w:val="left"/>
-              <w:rPr>
-                <w:rFonts w:ascii="David" w:eastAsia="Arial" w:hAnsi="David" w:cs="David"/>
+              <w:rPr>
+                <w:rFonts w:eastAsia="Arial"/>
                 <w:sz w:val="28"/>
                 <w:szCs w:val="28"/>
               </w:rPr>
             </w:pPr>
             <w:r>
               <w:rPr>
-                <w:rFonts w:ascii="David" w:eastAsia="Arial" w:hAnsi="David" w:cs="David"/>
+                <w:rFonts w:eastAsia="Arial"/>
                 <w:b/>
                 <w:bCs/>
                 <w:sz w:val="28"/>
@@ -908,16 +871,15 @@
             <w:pPr>
               <w:spacing w:line="360" w:lineRule="auto"/>
               <w:ind w:left="1" w:hanging="3"/>
-              <w:jc w:val="left"/>
-              <w:rPr>
-                <w:rFonts w:ascii="David" w:eastAsia="Arial" w:hAnsi="David" w:cs="David"/>
+              <w:rPr>
+                <w:rFonts w:eastAsia="Arial"/>
                 <w:sz w:val="28"/>
                 <w:szCs w:val="28"/>
               </w:rPr>
             </w:pPr>
             <w:r>
               <w:rPr>
-                <w:rFonts w:ascii="David" w:eastAsia="Arial" w:hAnsi="David" w:cs="David"/>
+                <w:rFonts w:eastAsia="Arial"/>
                 <w:b/>
                 <w:bCs/>
                 <w:sz w:val="28"/>
@@ -941,16 +903,15 @@
             <w:pPr>
               <w:spacing w:line="360" w:lineRule="auto"/>
               <w:ind w:left="1" w:hanging="3"/>
-              <w:jc w:val="left"/>
-              <w:rPr>
-                <w:rFonts w:ascii="David" w:eastAsia="Arial" w:hAnsi="David" w:cs="David"/>
+              <w:rPr>
+                <w:rFonts w:eastAsia="Arial"/>
                 <w:sz w:val="28"/>
                 <w:szCs w:val="28"/>
               </w:rPr>
             </w:pPr>
             <w:r>
               <w:rPr>
-                <w:rFonts w:ascii="David" w:eastAsia="Arial" w:hAnsi="David" w:cs="David"/>
+                <w:rFonts w:eastAsia="Arial"/>
                 <w:b/>
                 <w:bCs/>
                 <w:sz w:val="28"/>
@@ -974,9 +935,8 @@
             <w:pPr>
               <w:spacing w:line="360" w:lineRule="auto"/>
               <w:ind w:hanging="2"/>
-              <w:jc w:val="left"/>
-              <w:rPr>
-                <w:rFonts w:ascii="David" w:eastAsia="Arial" w:hAnsi="David" w:cs="David"/>
+              <w:rPr>
+                <w:rFonts w:eastAsia="Arial"/>
               </w:rPr>
             </w:pPr>
           </w:p>
@@ -989,14 +949,13 @@
             <w:pPr>
               <w:spacing w:line="360" w:lineRule="auto"/>
               <w:ind w:hanging="2"/>
-              <w:jc w:val="left"/>
-              <w:rPr>
-                <w:rFonts w:ascii="David" w:eastAsia="Arial" w:hAnsi="David" w:cs="David"/>
+              <w:rPr>
+                <w:rFonts w:eastAsia="Arial"/>
               </w:rPr>
             </w:pPr>
             <w:r>
               <w:rPr>
-                <w:rFonts w:ascii="David" w:eastAsia="Arial" w:hAnsi="David" w:cs="David"/>
+                <w:rFonts w:eastAsia="Arial"/>
                 <w:rtl/>
               </w:rPr>
               <w:t>יועצת</w:t>
@@ -1014,9 +973,8 @@
             <w:pPr>
               <w:spacing w:line="360" w:lineRule="auto"/>
               <w:ind w:hanging="2"/>
-              <w:jc w:val="left"/>
-              <w:rPr>
-                <w:rFonts w:ascii="David" w:eastAsia="Arial" w:hAnsi="David" w:cs="David"/>
+              <w:rPr>
+                <w:rFonts w:eastAsia="Arial"/>
               </w:rPr>
             </w:pPr>
           </w:p>
@@ -1032,14 +990,13 @@
             <w:pPr>
               <w:spacing w:line="360" w:lineRule="auto"/>
               <w:ind w:hanging="2"/>
-              <w:jc w:val="left"/>
-              <w:rPr>
-                <w:rFonts w:ascii="David" w:eastAsia="Arial" w:hAnsi="David" w:cs="David"/>
+              <w:rPr>
+                <w:rFonts w:eastAsia="Arial"/>
               </w:rPr>
             </w:pPr>
             <w:r>
               <w:rPr>
-                <w:rFonts w:ascii="David" w:eastAsia="Arial" w:hAnsi="David" w:cs="David"/>
+                <w:rFonts w:eastAsia="Arial"/>
                 <w:rtl/>
               </w:rPr>
               <w:t>פיזיותרפיה</w:t>
@@ -1059,9 +1016,8 @@
             <w:pPr>
               <w:spacing w:line="360" w:lineRule="auto"/>
               <w:ind w:hanging="2"/>
-              <w:jc w:val="left"/>
-              <w:rPr>
-                <w:rFonts w:ascii="David" w:eastAsia="Arial" w:hAnsi="David" w:cs="David"/>
+              <w:rPr>
+                <w:rFonts w:eastAsia="Arial"/>
               </w:rPr>
             </w:pPr>
           </w:p>
@@ -1074,14 +1030,13 @@
             <w:pPr>
               <w:spacing w:line="360" w:lineRule="auto"/>
               <w:ind w:hanging="2"/>
-              <w:jc w:val="left"/>
-              <w:rPr>
-                <w:rFonts w:ascii="David" w:eastAsia="Arial" w:hAnsi="David" w:cs="David"/>
+              <w:rPr>
+                <w:rFonts w:eastAsia="Arial"/>
               </w:rPr>
             </w:pPr>
             <w:r>
               <w:rPr>
-                <w:rFonts w:ascii="David" w:eastAsia="Arial" w:hAnsi="David" w:cs="David"/>
+                <w:rFonts w:eastAsia="Arial"/>
                 <w:rtl/>
               </w:rPr>
               <w:t>פסיכולוגית</w:t>
@@ -1096,9 +1051,8 @@
             <w:pPr>
               <w:spacing w:line="360" w:lineRule="auto"/>
               <w:ind w:hanging="2"/>
-              <w:jc w:val="left"/>
-              <w:rPr>
-                <w:rFonts w:ascii="David" w:eastAsia="Arial" w:hAnsi="David" w:cs="David"/>
+              <w:rPr>
+                <w:rFonts w:eastAsia="Arial"/>
               </w:rPr>
             </w:pPr>
           </w:p>
@@ -1111,14 +1065,13 @@
             <w:pPr>
               <w:spacing w:line="360" w:lineRule="auto"/>
               <w:ind w:hanging="2"/>
-              <w:jc w:val="left"/>
-              <w:rPr>
-                <w:rFonts w:ascii="David" w:eastAsia="Arial" w:hAnsi="David" w:cs="David"/>
+              <w:rPr>
+                <w:rFonts w:eastAsia="Arial"/>
               </w:rPr>
             </w:pPr>
             <w:r>
               <w:rPr>
-                <w:rFonts w:ascii="David" w:eastAsia="Arial" w:hAnsi="David" w:cs="David"/>
+                <w:rFonts w:eastAsia="Arial"/>
                 <w:rtl/>
               </w:rPr>
               <w:t>קלינאית תקשורת</w:t>
@@ -1141,9 +1094,8 @@
             <w:pPr>
               <w:spacing w:line="360" w:lineRule="auto"/>
               <w:ind w:hanging="2"/>
-              <w:jc w:val="left"/>
-              <w:rPr>
-                <w:rFonts w:ascii="David" w:eastAsia="Arial" w:hAnsi="David" w:cs="David"/>
+              <w:rPr>
+                <w:rFonts w:eastAsia="Arial"/>
               </w:rPr>
             </w:pPr>
           </w:p>
@@ -1159,14 +1111,13 @@
             <w:pPr>
               <w:spacing w:line="360" w:lineRule="auto"/>
               <w:ind w:hanging="2"/>
-              <w:jc w:val="left"/>
-              <w:rPr>
-                <w:rFonts w:ascii="David" w:eastAsia="Arial" w:hAnsi="David" w:cs="David"/>
+              <w:rPr>
+                <w:rFonts w:eastAsia="Arial"/>
               </w:rPr>
             </w:pPr>
             <w:r>
               <w:rPr>
-                <w:rFonts w:ascii="David" w:eastAsia="Arial" w:hAnsi="David" w:cs="David"/>
+                <w:rFonts w:eastAsia="Arial"/>
                 <w:rtl/>
               </w:rPr>
               <w:t>גננת</w:t>
@@ -1184,9 +1135,8 @@
             <w:pPr>
               <w:spacing w:line="360" w:lineRule="auto"/>
               <w:ind w:hanging="2"/>
-              <w:jc w:val="left"/>
-              <w:rPr>
-                <w:rFonts w:ascii="David" w:eastAsia="Arial" w:hAnsi="David" w:cs="David"/>
+              <w:rPr>
+                <w:rFonts w:eastAsia="Arial"/>
               </w:rPr>
             </w:pPr>
           </w:p>
@@ -1202,14 +1152,13 @@
             <w:pPr>
               <w:spacing w:line="360" w:lineRule="auto"/>
               <w:ind w:hanging="2"/>
-              <w:jc w:val="left"/>
-              <w:rPr>
-                <w:rFonts w:ascii="David" w:eastAsia="Arial" w:hAnsi="David" w:cs="David"/>
+              <w:rPr>
+                <w:rFonts w:eastAsia="Arial"/>
               </w:rPr>
             </w:pPr>
             <w:r>
               <w:rPr>
-                <w:rFonts w:ascii="David" w:eastAsia="Arial" w:hAnsi="David" w:cs="David"/>
+                <w:rFonts w:eastAsia="Arial"/>
                 <w:rtl/>
               </w:rPr>
               <w:t>מרפאה בעיסוק</w:t>
@@ -1229,9 +1178,8 @@
         </w:pBdr>
         <w:spacing w:line="360" w:lineRule="auto"/>
         <w:ind w:hanging="2"/>
-        <w:jc w:val="left"/>
-        <w:rPr>
-          <w:rFonts w:ascii="David" w:eastAsia="Arial" w:hAnsi="David" w:cs="David"/>
+        <w:rPr>
+          <w:rFonts w:eastAsia="Arial"/>
           <w:b/>
           <w:bCs/>
           <w:u w:val="single"/>
@@ -1250,9 +1198,8 @@
         </w:pBdr>
         <w:spacing w:line="360" w:lineRule="auto"/>
         <w:ind w:hanging="2"/>
-        <w:jc w:val="left"/>
-        <w:rPr>
-          <w:rFonts w:ascii="David" w:eastAsia="Arial" w:hAnsi="David" w:cs="David"/>
+        <w:rPr>
+          <w:rFonts w:eastAsia="Arial"/>
           <w:b/>
           <w:bCs/>
           <w:u w:val="single"/>
@@ -1271,9 +1218,8 @@
         </w:pBdr>
         <w:spacing w:line="360" w:lineRule="auto"/>
         <w:ind w:hanging="2"/>
-        <w:jc w:val="left"/>
-        <w:rPr>
-          <w:rFonts w:ascii="David" w:eastAsia="Arial" w:hAnsi="David" w:cs="David"/>
+        <w:rPr>
+          <w:rFonts w:eastAsia="Arial"/>
           <w:b/>
           <w:bCs/>
           <w:u w:val="single"/>
@@ -1292,9 +1238,8 @@
         </w:pBdr>
         <w:spacing w:line="360" w:lineRule="auto"/>
         <w:ind w:hanging="2"/>
-        <w:jc w:val="left"/>
-        <w:rPr>
-          <w:rFonts w:ascii="David" w:eastAsia="Arial" w:hAnsi="David" w:cs="David"/>
+        <w:rPr>
+          <w:rFonts w:eastAsia="Arial"/>
           <w:b/>
           <w:bCs/>
           <w:u w:val="single"/>
@@ -1313,9 +1258,8 @@
         </w:pBdr>
         <w:spacing w:line="360" w:lineRule="auto"/>
         <w:ind w:hanging="2"/>
-        <w:jc w:val="left"/>
-        <w:rPr>
-          <w:rFonts w:ascii="David" w:eastAsia="Arial" w:hAnsi="David" w:cs="David"/>
+        <w:rPr>
+          <w:rFonts w:eastAsia="Arial"/>
           <w:b/>
           <w:bCs/>
           <w:u w:val="single"/>
@@ -1334,9 +1278,8 @@
         </w:pBdr>
         <w:spacing w:line="360" w:lineRule="auto"/>
         <w:ind w:hanging="2"/>
-        <w:jc w:val="left"/>
-        <w:rPr>
-          <w:rFonts w:ascii="David" w:eastAsia="Arial" w:hAnsi="David" w:cs="David"/>
+        <w:rPr>
+          <w:rFonts w:eastAsia="Arial"/>
           <w:b/>
           <w:bCs/>
           <w:u w:val="single"/>
@@ -1355,9 +1298,8 @@
         </w:pBdr>
         <w:spacing w:line="360" w:lineRule="auto"/>
         <w:ind w:hanging="2"/>
-        <w:jc w:val="left"/>
-        <w:rPr>
-          <w:rFonts w:ascii="David" w:eastAsia="Arial" w:hAnsi="David" w:cs="David"/>
+        <w:rPr>
+          <w:rFonts w:eastAsia="Arial"/>
           <w:b/>
           <w:bCs/>
           <w:u w:val="single"/>
@@ -1375,9 +1317,8 @@
         </w:pBdr>
         <w:spacing w:line="360" w:lineRule="auto"/>
         <w:ind w:hanging="2"/>
-        <w:jc w:val="left"/>
-        <w:rPr>
-          <w:rFonts w:ascii="David" w:eastAsia="Arial" w:hAnsi="David" w:cs="David"/>
+        <w:rPr>
+          <w:rFonts w:eastAsia="Arial"/>
           <w:b/>
           <w:bCs/>
           <w:u w:val="single"/>
@@ -1395,9 +1336,8 @@
         </w:pBdr>
         <w:spacing w:line="360" w:lineRule="auto"/>
         <w:ind w:hanging="2"/>
-        <w:jc w:val="left"/>
-        <w:rPr>
-          <w:rFonts w:ascii="David" w:eastAsia="Arial" w:hAnsi="David" w:cs="David"/>
+        <w:rPr>
+          <w:rFonts w:eastAsia="Arial"/>
           <w:b/>
           <w:bCs/>
           <w:sz w:val="22"/>
@@ -1408,9 +1348,8 @@
     </w:p>
     <w:p>
       <w:pPr>
-        <w:jc w:val="left"/>
-        <w:rPr>
-          <w:rFonts w:ascii="David" w:eastAsia="Arial" w:hAnsi="David" w:cs="David"/>
+        <w:rPr>
+          <w:rFonts w:eastAsia="Arial"/>
           <w:b/>
           <w:bCs/>
           <w:sz w:val="22"/>
@@ -1420,7 +1359,7 @@
       </w:pPr>
       <w:r>
         <w:rPr>
-          <w:rFonts w:ascii="David" w:eastAsia="Arial" w:hAnsi="David" w:cs="David"/>
+          <w:rFonts w:eastAsia="Arial"/>
           <w:b/>
           <w:bCs/>
           <w:sz w:val="22"/>
@@ -1441,16 +1380,15 @@
         </w:pBdr>
         <w:spacing w:line="360" w:lineRule="auto"/>
         <w:ind w:hanging="2"/>
-        <w:jc w:val="left"/>
-        <w:rPr>
-          <w:rFonts w:ascii="David" w:eastAsia="Arial" w:hAnsi="David" w:cs="David"/>
+        <w:rPr>
+          <w:rFonts w:eastAsia="Arial"/>
           <w:sz w:val="28"/>
           <w:szCs w:val="28"/>
         </w:rPr>
       </w:pPr>
       <w:r>
         <w:rPr>
-          <w:rFonts w:ascii="David" w:eastAsia="Arial" w:hAnsi="David" w:cs="David"/>
+          <w:rFonts w:eastAsia="Arial"/>
           <w:b/>
           <w:bCs/>
           <w:sz w:val="28"/>
@@ -1463,7 +1401,7 @@
       </w:r>
       <w:r>
         <w:rPr>
-          <w:rFonts w:ascii="David" w:eastAsia="Arial" w:hAnsi="David" w:cs="David"/>
+          <w:rFonts w:eastAsia="Arial"/>
           <w:color w:val="000000"/>
           <w:sz w:val="28"/>
           <w:szCs w:val="28"/>
@@ -1473,15 +1411,14 @@
     </w:p>
     <w:p>
       <w:pPr>
-        <w:jc w:val="left"/>
-        <w:rPr>
-          <w:rFonts w:ascii="David" w:eastAsia="Arial" w:hAnsi="David" w:cs="David"/>
+        <w:rPr>
+          <w:rFonts w:eastAsia="Arial"/>
           <w:lang w:val="en-US"/>
         </w:rPr>
       </w:pPr>
       <w:r>
         <w:rPr>
-          <w:rFonts w:ascii="David" w:eastAsia="Arial" w:hAnsi="David" w:cs="David"/>
+          <w:rFonts w:eastAsia="Arial"/>
         </w:rPr>
         <w:br w:type="page"/>
       </w:r>
@@ -1496,10 +1433,9 @@
           <w:between w:val="nil"/>
         </w:pBdr>
         <w:spacing w:line="360" w:lineRule="auto"/>
-        <w:ind w:left="-2" w:firstLine="0"/>
-        <w:jc w:val="left"/>
-        <w:rPr>
-          <w:rFonts w:ascii="David" w:eastAsia="Arial" w:hAnsi="David" w:cs="David"/>
+        <w:ind w:left="-2"/>
+        <w:rPr>
+          <w:rFonts w:eastAsia="Arial"/>
           <w:color w:val="000000"/>
           <w:sz w:val="28"/>
           <w:szCs w:val="28"/>
@@ -1507,7 +1443,7 @@
       </w:pPr>
       <w:r>
         <w:rPr>
-          <w:rFonts w:ascii="David" w:eastAsia="Arial" w:hAnsi="David" w:cs="David"/>
+          <w:rFonts w:eastAsia="Arial"/>
           <w:b/>
           <w:bCs/>
           <w:color w:val="000000"/>
@@ -1521,7 +1457,7 @@
       </w:r>
       <w:r>
         <w:rPr>
-          <w:rFonts w:ascii="David" w:eastAsia="Arial" w:hAnsi="David" w:cs="David"/>
+          <w:rFonts w:eastAsia="Arial"/>
           <w:b/>
           <w:bCs/>
           <w:color w:val="000000"/>
@@ -1534,9 +1470,8 @@
     <w:p>
       <w:pPr>
         <w:ind w:hanging="2"/>
-        <w:jc w:val="left"/>
-        <w:rPr>
-          <w:rFonts w:ascii="David" w:eastAsia="Arial" w:hAnsi="David" w:cs="David"/>
+        <w:rPr>
+          <w:rFonts w:eastAsia="Arial"/>
         </w:rPr>
       </w:pPr>
     </w:p>
@@ -1576,14 +1511,14 @@
               <w:ind w:left="1" w:hanging="3"/>
               <w:jc w:val="center"/>
               <w:rPr>
-                <w:rFonts w:ascii="David" w:eastAsia="Arial" w:hAnsi="David" w:cs="David"/>
+                <w:rFonts w:eastAsia="Arial"/>
                 <w:sz w:val="28"/>
                 <w:szCs w:val="28"/>
               </w:rPr>
             </w:pPr>
             <w:r>
               <w:rPr>
-                <w:rFonts w:ascii="David" w:eastAsia="Arial" w:hAnsi="David" w:cs="David"/>
+                <w:rFonts w:eastAsia="Arial"/>
                 <w:b/>
                 <w:bCs/>
                 <w:sz w:val="28"/>
@@ -1604,14 +1539,14 @@
               <w:ind w:left="1" w:hanging="3"/>
               <w:jc w:val="center"/>
               <w:rPr>
-                <w:rFonts w:ascii="David" w:eastAsia="Arial" w:hAnsi="David" w:cs="David"/>
+                <w:rFonts w:eastAsia="Arial"/>
                 <w:sz w:val="28"/>
                 <w:szCs w:val="28"/>
               </w:rPr>
             </w:pPr>
             <w:r>
               <w:rPr>
-                <w:rFonts w:ascii="David" w:eastAsia="Arial" w:hAnsi="David" w:cs="David"/>
+                <w:rFonts w:eastAsia="Arial"/>
                 <w:b/>
                 <w:bCs/>
                 <w:sz w:val="28"/>
@@ -1623,7 +1558,7 @@
             <w:proofErr w:type="spellStart"/>
             <w:r>
               <w:rPr>
-                <w:rFonts w:ascii="David" w:eastAsia="Arial" w:hAnsi="David" w:cs="David"/>
+                <w:rFonts w:eastAsia="Arial"/>
                 <w:b/>
                 <w:bCs/>
                 <w:sz w:val="28"/>
@@ -1645,14 +1580,14 @@
               <w:ind w:left="1" w:hanging="3"/>
               <w:jc w:val="center"/>
               <w:rPr>
-                <w:rFonts w:ascii="David" w:eastAsia="Arial" w:hAnsi="David" w:cs="David"/>
+                <w:rFonts w:eastAsia="Arial"/>
                 <w:sz w:val="28"/>
                 <w:szCs w:val="28"/>
               </w:rPr>
             </w:pPr>
             <w:r>
               <w:rPr>
-                <w:rFonts w:ascii="David" w:eastAsia="Arial" w:hAnsi="David" w:cs="David"/>
+                <w:rFonts w:eastAsia="Arial"/>
                 <w:b/>
                 <w:bCs/>
                 <w:sz w:val="28"/>
@@ -1675,14 +1610,13 @@
           <w:p>
             <w:pPr>
               <w:ind w:hanging="2"/>
-              <w:jc w:val="left"/>
-              <w:rPr>
-                <w:rFonts w:ascii="David" w:eastAsia="Arial" w:hAnsi="David" w:cs="David"/>
+              <w:rPr>
+                <w:rFonts w:eastAsia="Arial"/>
               </w:rPr>
             </w:pPr>
             <w:r>
               <w:rPr>
-                <w:rFonts w:ascii="David" w:eastAsia="Arial" w:hAnsi="David" w:cs="David"/>
+                <w:rFonts w:eastAsia="Arial"/>
                 <w:b/>
                 <w:bCs/>
                 <w:rtl/>
@@ -1704,10 +1638,8 @@
                 <w:right w:val="nil"/>
                 <w:between w:val="nil"/>
               </w:pBdr>
-              <w:ind w:firstLine="0"/>
-              <w:jc w:val="left"/>
-              <w:rPr>
-                <w:rFonts w:ascii="David" w:eastAsia="Arial" w:hAnsi="David" w:cs="David"/>
+              <w:rPr>
+                <w:rFonts w:eastAsia="Arial"/>
                 <w:color w:val="000000"/>
               </w:rPr>
             </w:pPr>
@@ -1719,10 +1651,8 @@
           </w:tcPr>
           <w:p>
             <w:pPr>
-              <w:ind w:firstLine="0"/>
-              <w:jc w:val="left"/>
-              <w:rPr>
-                <w:rFonts w:ascii="David" w:eastAsia="Arial" w:hAnsi="David" w:cs="David"/>
+              <w:rPr>
+                <w:rFonts w:eastAsia="Arial"/>
               </w:rPr>
             </w:pPr>
           </w:p>
@@ -1739,14 +1669,13 @@
           <w:p>
             <w:pPr>
               <w:ind w:hanging="2"/>
-              <w:jc w:val="left"/>
-              <w:rPr>
-                <w:rFonts w:ascii="David" w:eastAsia="Arial" w:hAnsi="David" w:cs="David"/>
+              <w:rPr>
+                <w:rFonts w:eastAsia="Arial"/>
               </w:rPr>
             </w:pPr>
             <w:r>
               <w:rPr>
-                <w:rFonts w:ascii="David" w:eastAsia="Arial" w:hAnsi="David" w:cs="David"/>
+                <w:rFonts w:eastAsia="Arial"/>
                 <w:b/>
                 <w:bCs/>
                 <w:rtl/>
@@ -1761,10 +1690,8 @@
           </w:tcPr>
           <w:p>
             <w:pPr>
-              <w:ind w:firstLine="0"/>
-              <w:jc w:val="left"/>
-              <w:rPr>
-                <w:rFonts w:ascii="David" w:eastAsia="Arial" w:hAnsi="David" w:cs="David"/>
+              <w:rPr>
+                <w:rFonts w:eastAsia="Arial"/>
               </w:rPr>
             </w:pPr>
           </w:p>
@@ -1775,10 +1702,8 @@
           </w:tcPr>
           <w:p>
             <w:pPr>
-              <w:ind w:firstLine="0"/>
-              <w:jc w:val="left"/>
-              <w:rPr>
-                <w:rFonts w:ascii="David" w:eastAsia="Arial" w:hAnsi="David" w:cs="David"/>
+              <w:rPr>
+                <w:rFonts w:eastAsia="Arial"/>
               </w:rPr>
             </w:pPr>
           </w:p>
@@ -1795,14 +1720,13 @@
           <w:p>
             <w:pPr>
               <w:ind w:hanging="2"/>
-              <w:jc w:val="left"/>
-              <w:rPr>
-                <w:rFonts w:ascii="David" w:eastAsia="Arial" w:hAnsi="David" w:cs="David"/>
+              <w:rPr>
+                <w:rFonts w:eastAsia="Arial"/>
               </w:rPr>
             </w:pPr>
             <w:r>
               <w:rPr>
-                <w:rFonts w:ascii="David" w:eastAsia="Arial" w:hAnsi="David" w:cs="David"/>
+                <w:rFonts w:eastAsia="Arial"/>
                 <w:b/>
                 <w:bCs/>
                 <w:rtl/>
@@ -1813,9 +1737,8 @@
           <w:p>
             <w:pPr>
               <w:ind w:hanging="2"/>
-              <w:jc w:val="left"/>
-              <w:rPr>
-                <w:rFonts w:ascii="David" w:eastAsia="Arial" w:hAnsi="David" w:cs="David"/>
+              <w:rPr>
+                <w:rFonts w:eastAsia="Arial"/>
               </w:rPr>
             </w:pPr>
           </w:p>
@@ -1826,10 +1749,8 @@
           </w:tcPr>
           <w:p>
             <w:pPr>
-              <w:ind w:firstLine="0"/>
-              <w:jc w:val="left"/>
-              <w:rPr>
-                <w:rFonts w:ascii="David" w:eastAsia="Arial" w:hAnsi="David" w:cs="David"/>
+              <w:rPr>
+                <w:rFonts w:eastAsia="Arial"/>
               </w:rPr>
             </w:pPr>
           </w:p>
@@ -1840,10 +1761,8 @@
           </w:tcPr>
           <w:p>
             <w:pPr>
-              <w:ind w:firstLine="0"/>
-              <w:jc w:val="left"/>
-              <w:rPr>
-                <w:rFonts w:ascii="David" w:eastAsia="Arial" w:hAnsi="David" w:cs="David"/>
+              <w:rPr>
+                <w:rFonts w:eastAsia="Arial"/>
               </w:rPr>
             </w:pPr>
           </w:p>
@@ -1860,14 +1779,13 @@
           <w:p>
             <w:pPr>
               <w:ind w:hanging="2"/>
-              <w:jc w:val="left"/>
-              <w:rPr>
-                <w:rFonts w:ascii="David" w:eastAsia="Arial" w:hAnsi="David" w:cs="David"/>
+              <w:rPr>
+                <w:rFonts w:eastAsia="Arial"/>
               </w:rPr>
             </w:pPr>
             <w:r>
               <w:rPr>
-                <w:rFonts w:ascii="David" w:eastAsia="Arial" w:hAnsi="David" w:cs="David"/>
+                <w:rFonts w:eastAsia="Arial"/>
                 <w:b/>
                 <w:bCs/>
                 <w:rtl/>
@@ -1889,10 +1807,8 @@
                 <w:right w:val="nil"/>
                 <w:between w:val="nil"/>
               </w:pBdr>
-              <w:ind w:firstLine="0"/>
-              <w:jc w:val="left"/>
-              <w:rPr>
-                <w:rFonts w:ascii="David" w:eastAsia="Arial" w:hAnsi="David" w:cs="David"/>
+              <w:rPr>
+                <w:rFonts w:eastAsia="Arial"/>
                 <w:color w:val="000000"/>
               </w:rPr>
             </w:pPr>
@@ -1904,10 +1820,8 @@
           </w:tcPr>
           <w:p>
             <w:pPr>
-              <w:ind w:firstLine="0"/>
-              <w:jc w:val="left"/>
-              <w:rPr>
-                <w:rFonts w:ascii="David" w:eastAsia="Arial" w:hAnsi="David" w:cs="David"/>
+              <w:rPr>
+                <w:rFonts w:eastAsia="Arial"/>
               </w:rPr>
             </w:pPr>
           </w:p>
@@ -1924,14 +1838,13 @@
           <w:p>
             <w:pPr>
               <w:ind w:hanging="2"/>
-              <w:jc w:val="left"/>
-              <w:rPr>
-                <w:rFonts w:ascii="David" w:eastAsia="Arial" w:hAnsi="David" w:cs="David"/>
+              <w:rPr>
+                <w:rFonts w:eastAsia="Arial"/>
               </w:rPr>
             </w:pPr>
             <w:r>
               <w:rPr>
-                <w:rFonts w:ascii="David" w:eastAsia="Arial" w:hAnsi="David" w:cs="David"/>
+                <w:rFonts w:eastAsia="Arial"/>
                 <w:b/>
                 <w:bCs/>
                 <w:rtl/>
@@ -1942,18 +1855,16 @@
           <w:p>
             <w:pPr>
               <w:ind w:hanging="2"/>
-              <w:jc w:val="left"/>
-              <w:rPr>
-                <w:rFonts w:ascii="David" w:eastAsia="Arial" w:hAnsi="David" w:cs="David"/>
+              <w:rPr>
+                <w:rFonts w:eastAsia="Arial"/>
               </w:rPr>
             </w:pPr>
           </w:p>
           <w:p>
             <w:pPr>
               <w:ind w:hanging="2"/>
-              <w:jc w:val="left"/>
-              <w:rPr>
-                <w:rFonts w:ascii="David" w:eastAsia="Arial" w:hAnsi="David" w:cs="David"/>
+              <w:rPr>
+                <w:rFonts w:eastAsia="Arial"/>
               </w:rPr>
             </w:pPr>
           </w:p>
@@ -1964,10 +1875,8 @@
           </w:tcPr>
           <w:p>
             <w:pPr>
-              <w:ind w:firstLine="0"/>
-              <w:jc w:val="left"/>
-              <w:rPr>
-                <w:rFonts w:ascii="David" w:eastAsia="Arial" w:hAnsi="David" w:cs="David"/>
+              <w:rPr>
+                <w:rFonts w:eastAsia="Arial"/>
               </w:rPr>
             </w:pPr>
           </w:p>
@@ -1978,10 +1887,8 @@
           </w:tcPr>
           <w:p>
             <w:pPr>
-              <w:ind w:firstLine="0"/>
-              <w:jc w:val="left"/>
-              <w:rPr>
-                <w:rFonts w:ascii="David" w:eastAsia="Arial" w:hAnsi="David" w:cs="David"/>
+              <w:rPr>
+                <w:rFonts w:eastAsia="Arial"/>
               </w:rPr>
             </w:pPr>
           </w:p>
@@ -1998,14 +1905,13 @@
           <w:p>
             <w:pPr>
               <w:ind w:hanging="2"/>
-              <w:jc w:val="left"/>
-              <w:rPr>
-                <w:rFonts w:ascii="David" w:eastAsia="Arial" w:hAnsi="David" w:cs="David"/>
+              <w:rPr>
+                <w:rFonts w:eastAsia="Arial"/>
               </w:rPr>
             </w:pPr>
             <w:r>
               <w:rPr>
-                <w:rFonts w:ascii="David" w:eastAsia="Arial" w:hAnsi="David" w:cs="David"/>
+                <w:rFonts w:eastAsia="Arial"/>
                 <w:b/>
                 <w:bCs/>
                 <w:rtl/>
@@ -2020,10 +1926,8 @@
           </w:tcPr>
           <w:p>
             <w:pPr>
-              <w:ind w:firstLine="0"/>
-              <w:jc w:val="left"/>
-              <w:rPr>
-                <w:rFonts w:ascii="David" w:eastAsia="Arial" w:hAnsi="David" w:cs="David"/>
+              <w:rPr>
+                <w:rFonts w:eastAsia="Arial"/>
               </w:rPr>
             </w:pPr>
           </w:p>
@@ -2034,10 +1938,8 @@
           </w:tcPr>
           <w:p>
             <w:pPr>
-              <w:ind w:firstLine="0"/>
-              <w:jc w:val="left"/>
-              <w:rPr>
-                <w:rFonts w:ascii="David" w:eastAsia="Arial" w:hAnsi="David" w:cs="David"/>
+              <w:rPr>
+                <w:rFonts w:eastAsia="Arial"/>
               </w:rPr>
             </w:pPr>
           </w:p>
@@ -2054,14 +1956,13 @@
           <w:p>
             <w:pPr>
               <w:ind w:hanging="2"/>
-              <w:jc w:val="left"/>
-              <w:rPr>
-                <w:rFonts w:ascii="David" w:eastAsia="Arial" w:hAnsi="David" w:cs="David"/>
+              <w:rPr>
+                <w:rFonts w:eastAsia="Arial"/>
               </w:rPr>
             </w:pPr>
             <w:r>
               <w:rPr>
-                <w:rFonts w:ascii="David" w:eastAsia="Arial" w:hAnsi="David" w:cs="David"/>
+                <w:rFonts w:eastAsia="Arial"/>
                 <w:b/>
                 <w:bCs/>
                 <w:rtl/>
@@ -2076,10 +1977,8 @@
           </w:tcPr>
           <w:p>
             <w:pPr>
-              <w:ind w:firstLine="0"/>
-              <w:jc w:val="left"/>
-              <w:rPr>
-                <w:rFonts w:ascii="David" w:eastAsia="Arial" w:hAnsi="David" w:cs="David"/>
+              <w:rPr>
+                <w:rFonts w:eastAsia="Arial"/>
               </w:rPr>
             </w:pPr>
           </w:p>
@@ -2090,10 +1989,8 @@
           </w:tcPr>
           <w:p>
             <w:pPr>
-              <w:ind w:firstLine="0"/>
-              <w:jc w:val="left"/>
-              <w:rPr>
-                <w:rFonts w:ascii="David" w:eastAsia="Arial" w:hAnsi="David" w:cs="David"/>
+              <w:rPr>
+                <w:rFonts w:eastAsia="Arial"/>
               </w:rPr>
             </w:pPr>
           </w:p>
@@ -2110,14 +2007,13 @@
           <w:p>
             <w:pPr>
               <w:ind w:hanging="2"/>
-              <w:jc w:val="left"/>
-              <w:rPr>
-                <w:rFonts w:ascii="David" w:eastAsia="Arial" w:hAnsi="David" w:cs="David"/>
+              <w:rPr>
+                <w:rFonts w:eastAsia="Arial"/>
               </w:rPr>
             </w:pPr>
             <w:r>
               <w:rPr>
-                <w:rFonts w:ascii="David" w:eastAsia="Arial" w:hAnsi="David" w:cs="David"/>
+                <w:rFonts w:eastAsia="Arial"/>
                 <w:b/>
                 <w:bCs/>
                 <w:rtl/>
@@ -2132,10 +2028,8 @@
           </w:tcPr>
           <w:p>
             <w:pPr>
-              <w:ind w:firstLine="0"/>
-              <w:jc w:val="left"/>
-              <w:rPr>
-                <w:rFonts w:ascii="David" w:eastAsia="Arial" w:hAnsi="David" w:cs="David"/>
+              <w:rPr>
+                <w:rFonts w:eastAsia="Arial"/>
               </w:rPr>
             </w:pPr>
           </w:p>
@@ -2146,10 +2040,8 @@
           </w:tcPr>
           <w:p>
             <w:pPr>
-              <w:ind w:firstLine="0"/>
-              <w:jc w:val="left"/>
-              <w:rPr>
-                <w:rFonts w:ascii="David" w:eastAsia="Arial" w:hAnsi="David" w:cs="David"/>
+              <w:rPr>
+                <w:rFonts w:eastAsia="Arial"/>
               </w:rPr>
             </w:pPr>
           </w:p>
@@ -2159,9 +2051,8 @@
     <w:p>
       <w:pPr>
         <w:ind w:hanging="2"/>
-        <w:jc w:val="left"/>
-        <w:rPr>
-          <w:rFonts w:ascii="David" w:eastAsia="Arial" w:hAnsi="David" w:cs="David"/>
+        <w:rPr>
+          <w:rFonts w:eastAsia="Arial"/>
         </w:rPr>
         <w:sectPr>
           <w:footerReference w:type="even" r:id="rId11"/>
@@ -2183,9 +2074,8 @@
           <w:between w:val="nil"/>
         </w:pBdr>
         <w:ind w:left="2" w:hanging="4"/>
-        <w:jc w:val="left"/>
-        <w:rPr>
-          <w:rFonts w:ascii="David" w:eastAsia="Arial" w:hAnsi="David" w:cs="David"/>
+        <w:rPr>
+          <w:rFonts w:eastAsia="Arial"/>
           <w:b/>
           <w:bCs/>
           <w:color w:val="000000"/>
@@ -2195,7 +2085,7 @@
       </w:pPr>
       <w:r>
         <w:rPr>
-          <w:rFonts w:ascii="David" w:eastAsia="Arial" w:hAnsi="David" w:cs="David"/>
+          <w:rFonts w:eastAsia="Arial"/>
           <w:b/>
           <w:bCs/>
           <w:color w:val="000000"/>
@@ -2209,7 +2099,7 @@
       </w:r>
       <w:r>
         <w:rPr>
-          <w:rFonts w:ascii="David" w:eastAsia="Arial" w:hAnsi="David" w:cs="David"/>
+          <w:rFonts w:eastAsia="Arial"/>
           <w:b/>
           <w:bCs/>
           <w:color w:val="000000"/>
@@ -2220,7 +2110,7 @@
       </w:r>
       <w:r>
         <w:rPr>
-          <w:rFonts w:ascii="David" w:eastAsia="Arial" w:hAnsi="David" w:cs="David"/>
+          <w:rFonts w:eastAsia="Arial"/>
           <w:b/>
           <w:bCs/>
           <w:sz w:val="32"/>
@@ -2240,9 +2130,8 @@
           <w:between w:val="nil"/>
         </w:pBdr>
         <w:ind w:left="1" w:hanging="3"/>
-        <w:jc w:val="left"/>
-        <w:rPr>
-          <w:rFonts w:ascii="David" w:eastAsia="Arial" w:hAnsi="David" w:cs="David"/>
+        <w:rPr>
+          <w:rFonts w:eastAsia="Arial"/>
           <w:color w:val="000000"/>
           <w:sz w:val="28"/>
           <w:szCs w:val="28"/>
@@ -2251,7 +2140,7 @@
       </w:pPr>
       <w:r>
         <w:rPr>
-          <w:rFonts w:ascii="David" w:eastAsia="Arial" w:hAnsi="David" w:cs="David"/>
+          <w:rFonts w:eastAsia="Arial"/>
           <w:b/>
           <w:bCs/>
           <w:color w:val="000000"/>
@@ -2272,9 +2161,8 @@
           <w:between w:val="nil"/>
         </w:pBdr>
         <w:ind w:left="1" w:hanging="3"/>
-        <w:jc w:val="left"/>
-        <w:rPr>
-          <w:rFonts w:ascii="David" w:eastAsia="Arial" w:hAnsi="David" w:cs="David"/>
+        <w:rPr>
+          <w:rFonts w:eastAsia="Arial"/>
           <w:color w:val="000000"/>
           <w:sz w:val="28"/>
           <w:szCs w:val="28"/>
@@ -2319,16 +2207,15 @@
                 <w:tab w:val="right" w:pos="2146"/>
               </w:tabs>
               <w:ind w:left="1" w:hanging="3"/>
-              <w:jc w:val="left"/>
-              <w:rPr>
-                <w:rFonts w:ascii="David" w:eastAsia="Arial" w:hAnsi="David" w:cs="David"/>
+              <w:rPr>
+                <w:rFonts w:eastAsia="Arial"/>
                 <w:sz w:val="28"/>
                 <w:szCs w:val="28"/>
               </w:rPr>
             </w:pPr>
             <w:r>
               <w:rPr>
-                <w:rFonts w:ascii="David" w:eastAsia="Arial" w:hAnsi="David" w:cs="David"/>
+                <w:rFonts w:eastAsia="Arial"/>
                 <w:b/>
                 <w:bCs/>
                 <w:sz w:val="28"/>
@@ -2340,7 +2227,7 @@
             </w:r>
             <w:r>
               <w:rPr>
-                <w:rFonts w:ascii="David" w:eastAsia="Arial" w:hAnsi="David" w:cs="David"/>
+                <w:rFonts w:eastAsia="Arial"/>
                 <w:b/>
                 <w:bCs/>
                 <w:sz w:val="28"/>
@@ -2359,16 +2246,15 @@
           <w:p>
             <w:pPr>
               <w:ind w:left="1" w:hanging="3"/>
-              <w:jc w:val="left"/>
-              <w:rPr>
-                <w:rFonts w:ascii="David" w:eastAsia="Arial" w:hAnsi="David" w:cs="David"/>
+              <w:rPr>
+                <w:rFonts w:eastAsia="Arial"/>
                 <w:sz w:val="26"/>
                 <w:szCs w:val="26"/>
               </w:rPr>
             </w:pPr>
             <w:r>
               <w:rPr>
-                <w:rFonts w:ascii="David" w:eastAsia="Arial" w:hAnsi="David" w:cs="David"/>
+                <w:rFonts w:eastAsia="Arial"/>
                 <w:b/>
                 <w:bCs/>
                 <w:sz w:val="26"/>
@@ -2387,16 +2273,15 @@
           <w:p>
             <w:pPr>
               <w:ind w:left="1" w:hanging="3"/>
-              <w:jc w:val="left"/>
-              <w:rPr>
-                <w:rFonts w:ascii="David" w:eastAsia="Arial" w:hAnsi="David" w:cs="David"/>
+              <w:rPr>
+                <w:rFonts w:eastAsia="Arial"/>
                 <w:sz w:val="28"/>
                 <w:szCs w:val="28"/>
               </w:rPr>
             </w:pPr>
             <w:r>
               <w:rPr>
-                <w:rFonts w:ascii="David" w:eastAsia="Arial" w:hAnsi="David" w:cs="David"/>
+                <w:rFonts w:eastAsia="Arial"/>
                 <w:b/>
                 <w:bCs/>
                 <w:sz w:val="28"/>
@@ -2409,9 +2294,8 @@
           <w:p>
             <w:pPr>
               <w:ind w:left="1" w:hanging="3"/>
-              <w:jc w:val="left"/>
-              <w:rPr>
-                <w:rFonts w:ascii="David" w:eastAsia="Arial" w:hAnsi="David" w:cs="David"/>
+              <w:rPr>
+                <w:rFonts w:eastAsia="Arial"/>
                 <w:sz w:val="28"/>
                 <w:szCs w:val="28"/>
               </w:rPr>
@@ -2426,16 +2310,15 @@
           <w:p>
             <w:pPr>
               <w:ind w:left="1" w:hanging="3"/>
-              <w:jc w:val="left"/>
-              <w:rPr>
-                <w:rFonts w:ascii="David" w:eastAsia="Arial" w:hAnsi="David" w:cs="David"/>
+              <w:rPr>
+                <w:rFonts w:eastAsia="Arial"/>
                 <w:sz w:val="28"/>
                 <w:szCs w:val="28"/>
               </w:rPr>
             </w:pPr>
             <w:r>
               <w:rPr>
-                <w:rFonts w:ascii="David" w:eastAsia="Arial" w:hAnsi="David" w:cs="David"/>
+                <w:rFonts w:eastAsia="Arial"/>
                 <w:b/>
                 <w:bCs/>
                 <w:sz w:val="28"/>
@@ -2454,16 +2337,15 @@
           <w:p>
             <w:pPr>
               <w:ind w:left="1" w:hanging="3"/>
-              <w:jc w:val="left"/>
-              <w:rPr>
-                <w:rFonts w:ascii="David" w:eastAsia="Arial" w:hAnsi="David" w:cs="David"/>
+              <w:rPr>
+                <w:rFonts w:eastAsia="Arial"/>
                 <w:sz w:val="28"/>
                 <w:szCs w:val="28"/>
               </w:rPr>
             </w:pPr>
             <w:r>
               <w:rPr>
-                <w:rFonts w:ascii="David" w:eastAsia="Arial" w:hAnsi="David" w:cs="David"/>
+                <w:rFonts w:eastAsia="Arial"/>
                 <w:b/>
                 <w:bCs/>
                 <w:sz w:val="28"/>
@@ -2488,9 +2370,8 @@
             <w:pPr>
               <w:spacing w:line="276" w:lineRule="auto"/>
               <w:ind w:hanging="2"/>
-              <w:jc w:val="left"/>
-              <w:rPr>
-                <w:rFonts w:ascii="David" w:eastAsia="Arial" w:hAnsi="David" w:cs="David"/>
+              <w:rPr>
+                <w:rFonts w:eastAsia="Arial"/>
               </w:rPr>
             </w:pPr>
           </w:p>
@@ -2502,9 +2383,8 @@
           <w:p>
             <w:pPr>
               <w:ind w:hanging="2"/>
-              <w:jc w:val="left"/>
-              <w:rPr>
-                <w:rFonts w:ascii="David" w:eastAsia="Arial" w:hAnsi="David" w:cs="David"/>
+              <w:rPr>
+                <w:rFonts w:eastAsia="Arial"/>
               </w:rPr>
             </w:pPr>
           </w:p>
@@ -2523,10 +2403,8 @@
                 <w:right w:val="nil"/>
                 <w:between w:val="nil"/>
               </w:pBdr>
-              <w:ind w:firstLine="0"/>
-              <w:jc w:val="left"/>
-              <w:rPr>
-                <w:rFonts w:ascii="David" w:eastAsia="Arial" w:hAnsi="David" w:cs="David"/>
+              <w:rPr>
+                <w:rFonts w:eastAsia="Arial"/>
               </w:rPr>
             </w:pPr>
           </w:p>
@@ -2539,9 +2417,8 @@
             <w:pPr>
               <w:spacing w:line="480" w:lineRule="auto"/>
               <w:ind w:hanging="2"/>
-              <w:jc w:val="left"/>
-              <w:rPr>
-                <w:rFonts w:ascii="David" w:eastAsia="Arial" w:hAnsi="David" w:cs="David"/>
+              <w:rPr>
+                <w:rFonts w:eastAsia="Arial"/>
               </w:rPr>
             </w:pPr>
           </w:p>
@@ -2553,9 +2430,8 @@
           <w:p>
             <w:pPr>
               <w:ind w:left="1" w:hanging="3"/>
-              <w:jc w:val="left"/>
-              <w:rPr>
-                <w:rFonts w:ascii="David" w:eastAsia="Arial" w:hAnsi="David" w:cs="David"/>
+              <w:rPr>
+                <w:rFonts w:eastAsia="Arial"/>
                 <w:sz w:val="32"/>
                 <w:szCs w:val="32"/>
               </w:rPr>
@@ -2575,9 +2451,8 @@
           <w:p>
             <w:pPr>
               <w:ind w:right="-142" w:hanging="2"/>
-              <w:jc w:val="left"/>
-              <w:rPr>
-                <w:rFonts w:ascii="David" w:eastAsia="Arial" w:hAnsi="David" w:cs="David"/>
+              <w:rPr>
+                <w:rFonts w:eastAsia="Arial"/>
               </w:rPr>
             </w:pPr>
           </w:p>
@@ -2588,10 +2463,9 @@
           </w:tcPr>
           <w:p>
             <w:pPr>
-              <w:ind w:right="-142" w:firstLine="0"/>
-              <w:jc w:val="left"/>
-              <w:rPr>
-                <w:rFonts w:ascii="David" w:eastAsia="Arial" w:hAnsi="David" w:cs="David"/>
+              <w:ind w:right="-142"/>
+              <w:rPr>
+                <w:rFonts w:eastAsia="Arial"/>
               </w:rPr>
             </w:pPr>
           </w:p>
@@ -2612,10 +2486,8 @@
                 <w:between w:val="nil"/>
               </w:pBdr>
               <w:spacing w:line="276" w:lineRule="auto"/>
-              <w:ind w:firstLine="0"/>
-              <w:jc w:val="left"/>
-              <w:rPr>
-                <w:rFonts w:ascii="David" w:eastAsia="Arial" w:hAnsi="David" w:cs="David"/>
+              <w:rPr>
+                <w:rFonts w:eastAsia="Arial"/>
               </w:rPr>
             </w:pPr>
           </w:p>
@@ -2627,9 +2499,8 @@
           <w:p>
             <w:pPr>
               <w:ind w:left="1" w:hanging="3"/>
-              <w:jc w:val="left"/>
-              <w:rPr>
-                <w:rFonts w:ascii="David" w:eastAsia="Arial" w:hAnsi="David" w:cs="David"/>
+              <w:rPr>
+                <w:rFonts w:eastAsia="Arial"/>
                 <w:sz w:val="32"/>
                 <w:szCs w:val="32"/>
               </w:rPr>
@@ -2643,9 +2514,8 @@
           <w:p>
             <w:pPr>
               <w:ind w:left="1" w:hanging="3"/>
-              <w:jc w:val="left"/>
-              <w:rPr>
-                <w:rFonts w:ascii="David" w:eastAsia="Arial" w:hAnsi="David" w:cs="David"/>
+              <w:rPr>
+                <w:rFonts w:eastAsia="Arial"/>
                 <w:sz w:val="32"/>
                 <w:szCs w:val="32"/>
               </w:rPr>
@@ -2665,9 +2535,8 @@
           <w:p>
             <w:pPr>
               <w:ind w:left="1" w:hanging="3"/>
-              <w:jc w:val="left"/>
-              <w:rPr>
-                <w:rFonts w:ascii="David" w:eastAsia="Arial" w:hAnsi="David" w:cs="David"/>
+              <w:rPr>
+                <w:rFonts w:eastAsia="Arial"/>
               </w:rPr>
             </w:pPr>
           </w:p>
@@ -2678,10 +2547,8 @@
           </w:tcPr>
           <w:p>
             <w:pPr>
-              <w:ind w:firstLine="0"/>
-              <w:jc w:val="left"/>
-              <w:rPr>
-                <w:rFonts w:ascii="David" w:eastAsia="Arial" w:hAnsi="David" w:cs="David"/>
+              <w:rPr>
+                <w:rFonts w:eastAsia="Arial"/>
               </w:rPr>
             </w:pPr>
           </w:p>
@@ -2702,10 +2569,8 @@
                 <w:between w:val="nil"/>
               </w:pBdr>
               <w:spacing w:line="276" w:lineRule="auto"/>
-              <w:ind w:firstLine="0"/>
-              <w:jc w:val="left"/>
-              <w:rPr>
-                <w:rFonts w:ascii="David" w:eastAsia="Arial" w:hAnsi="David" w:cs="David"/>
+              <w:rPr>
+                <w:rFonts w:eastAsia="Arial"/>
               </w:rPr>
             </w:pPr>
           </w:p>
@@ -2717,9 +2582,8 @@
           <w:p>
             <w:pPr>
               <w:ind w:left="1" w:hanging="3"/>
-              <w:jc w:val="left"/>
-              <w:rPr>
-                <w:rFonts w:ascii="David" w:eastAsia="Arial" w:hAnsi="David" w:cs="David"/>
+              <w:rPr>
+                <w:rFonts w:eastAsia="Arial"/>
                 <w:sz w:val="32"/>
                 <w:szCs w:val="32"/>
               </w:rPr>
@@ -2733,9 +2597,8 @@
           <w:p>
             <w:pPr>
               <w:ind w:left="1" w:hanging="3"/>
-              <w:jc w:val="left"/>
-              <w:rPr>
-                <w:rFonts w:ascii="David" w:eastAsia="Arial" w:hAnsi="David" w:cs="David"/>
+              <w:rPr>
+                <w:rFonts w:eastAsia="Arial"/>
                 <w:sz w:val="32"/>
                 <w:szCs w:val="32"/>
               </w:rPr>
@@ -2747,9 +2610,8 @@
     <w:p>
       <w:pPr>
         <w:ind w:left="1" w:hanging="3"/>
-        <w:jc w:val="left"/>
-        <w:rPr>
-          <w:rFonts w:ascii="David" w:eastAsia="Arial" w:hAnsi="David" w:cs="David"/>
+        <w:rPr>
+          <w:rFonts w:eastAsia="Arial"/>
           <w:sz w:val="28"/>
           <w:szCs w:val="28"/>
         </w:rPr>
@@ -2765,9 +2627,8 @@
           <w:between w:val="nil"/>
         </w:pBdr>
         <w:ind w:left="2" w:hanging="4"/>
-        <w:jc w:val="left"/>
-        <w:rPr>
-          <w:rFonts w:ascii="David" w:eastAsia="Arial" w:hAnsi="David" w:cs="David"/>
+        <w:rPr>
+          <w:rFonts w:eastAsia="Arial"/>
           <w:b/>
           <w:bCs/>
           <w:color w:val="000000"/>
@@ -2777,7 +2638,7 @@
       </w:pPr>
       <w:r>
         <w:rPr>
-          <w:rFonts w:ascii="David" w:eastAsia="Arial" w:hAnsi="David" w:cs="David"/>
+          <w:rFonts w:eastAsia="Arial"/>
           <w:b/>
           <w:bCs/>
           <w:color w:val="000000"/>
@@ -2790,7 +2651,7 @@
       </w:r>
       <w:r>
         <w:rPr>
-          <w:rFonts w:ascii="David" w:eastAsia="Arial" w:hAnsi="David" w:cs="David"/>
+          <w:rFonts w:eastAsia="Arial"/>
           <w:b/>
           <w:bCs/>
           <w:color w:val="000000"/>
@@ -2801,7 +2662,7 @@
       </w:r>
       <w:r>
         <w:rPr>
-          <w:rFonts w:ascii="David" w:eastAsia="Arial" w:hAnsi="David" w:cs="David"/>
+          <w:rFonts w:eastAsia="Arial"/>
           <w:b/>
           <w:bCs/>
           <w:sz w:val="32"/>
@@ -2821,9 +2682,8 @@
           <w:between w:val="nil"/>
         </w:pBdr>
         <w:ind w:left="1" w:hanging="3"/>
-        <w:jc w:val="left"/>
-        <w:rPr>
-          <w:rFonts w:ascii="David" w:eastAsia="Arial" w:hAnsi="David" w:cs="David"/>
+        <w:rPr>
+          <w:rFonts w:eastAsia="Arial"/>
           <w:color w:val="000000"/>
           <w:sz w:val="28"/>
           <w:szCs w:val="28"/>
@@ -2831,7 +2691,7 @@
       </w:pPr>
       <w:r>
         <w:rPr>
-          <w:rFonts w:ascii="David" w:eastAsia="Arial" w:hAnsi="David" w:cs="David"/>
+          <w:rFonts w:eastAsia="Arial"/>
           <w:b/>
           <w:bCs/>
           <w:color w:val="000000"/>
@@ -2845,9 +2705,8 @@
     <w:p>
       <w:pPr>
         <w:ind w:left="1" w:hanging="3"/>
-        <w:jc w:val="left"/>
-        <w:rPr>
-          <w:rFonts w:ascii="David" w:eastAsia="Arial" w:hAnsi="David" w:cs="David"/>
+        <w:rPr>
+          <w:rFonts w:eastAsia="Arial"/>
           <w:sz w:val="28"/>
           <w:szCs w:val="28"/>
           <w:rtl/>
@@ -2891,16 +2750,15 @@
                 <w:tab w:val="right" w:pos="2146"/>
               </w:tabs>
               <w:ind w:left="1" w:hanging="3"/>
-              <w:jc w:val="left"/>
-              <w:rPr>
-                <w:rFonts w:ascii="David" w:eastAsia="Arial" w:hAnsi="David" w:cs="David"/>
+              <w:rPr>
+                <w:rFonts w:eastAsia="Arial"/>
                 <w:sz w:val="28"/>
                 <w:szCs w:val="28"/>
               </w:rPr>
             </w:pPr>
             <w:r>
               <w:rPr>
-                <w:rFonts w:ascii="David" w:eastAsia="Arial" w:hAnsi="David" w:cs="David"/>
+                <w:rFonts w:eastAsia="Arial"/>
                 <w:b/>
                 <w:bCs/>
                 <w:sz w:val="28"/>
@@ -2912,7 +2770,7 @@
             </w:r>
             <w:r>
               <w:rPr>
-                <w:rFonts w:ascii="David" w:eastAsia="Arial" w:hAnsi="David" w:cs="David"/>
+                <w:rFonts w:eastAsia="Arial"/>
                 <w:b/>
                 <w:bCs/>
                 <w:sz w:val="28"/>
@@ -2931,16 +2789,15 @@
           <w:p>
             <w:pPr>
               <w:ind w:left="1" w:hanging="3"/>
-              <w:jc w:val="left"/>
-              <w:rPr>
-                <w:rFonts w:ascii="David" w:eastAsia="Arial" w:hAnsi="David" w:cs="David"/>
+              <w:rPr>
+                <w:rFonts w:eastAsia="Arial"/>
                 <w:sz w:val="26"/>
                 <w:szCs w:val="26"/>
               </w:rPr>
             </w:pPr>
             <w:r>
               <w:rPr>
-                <w:rFonts w:ascii="David" w:eastAsia="Arial" w:hAnsi="David" w:cs="David"/>
+                <w:rFonts w:eastAsia="Arial"/>
                 <w:b/>
                 <w:bCs/>
                 <w:sz w:val="26"/>
@@ -2959,16 +2816,15 @@
           <w:p>
             <w:pPr>
               <w:ind w:left="1" w:hanging="3"/>
-              <w:jc w:val="left"/>
-              <w:rPr>
-                <w:rFonts w:ascii="David" w:eastAsia="Arial" w:hAnsi="David" w:cs="David"/>
+              <w:rPr>
+                <w:rFonts w:eastAsia="Arial"/>
                 <w:sz w:val="28"/>
                 <w:szCs w:val="28"/>
               </w:rPr>
             </w:pPr>
             <w:r>
               <w:rPr>
-                <w:rFonts w:ascii="David" w:eastAsia="Arial" w:hAnsi="David" w:cs="David"/>
+                <w:rFonts w:eastAsia="Arial"/>
                 <w:b/>
                 <w:bCs/>
                 <w:sz w:val="28"/>
@@ -2981,9 +2837,8 @@
           <w:p>
             <w:pPr>
               <w:ind w:left="1" w:hanging="3"/>
-              <w:jc w:val="left"/>
-              <w:rPr>
-                <w:rFonts w:ascii="David" w:eastAsia="Arial" w:hAnsi="David" w:cs="David"/>
+              <w:rPr>
+                <w:rFonts w:eastAsia="Arial"/>
                 <w:sz w:val="28"/>
                 <w:szCs w:val="28"/>
               </w:rPr>
@@ -2998,16 +2853,15 @@
           <w:p>
             <w:pPr>
               <w:ind w:left="1" w:hanging="3"/>
-              <w:jc w:val="left"/>
-              <w:rPr>
-                <w:rFonts w:ascii="David" w:eastAsia="Arial" w:hAnsi="David" w:cs="David"/>
+              <w:rPr>
+                <w:rFonts w:eastAsia="Arial"/>
                 <w:sz w:val="28"/>
                 <w:szCs w:val="28"/>
               </w:rPr>
             </w:pPr>
             <w:r>
               <w:rPr>
-                <w:rFonts w:ascii="David" w:eastAsia="Arial" w:hAnsi="David" w:cs="David"/>
+                <w:rFonts w:eastAsia="Arial"/>
                 <w:b/>
                 <w:bCs/>
                 <w:sz w:val="28"/>
@@ -3026,16 +2880,15 @@
           <w:p>
             <w:pPr>
               <w:ind w:left="1" w:hanging="3"/>
-              <w:jc w:val="left"/>
-              <w:rPr>
-                <w:rFonts w:ascii="David" w:eastAsia="Arial" w:hAnsi="David" w:cs="David"/>
+              <w:rPr>
+                <w:rFonts w:eastAsia="Arial"/>
                 <w:sz w:val="28"/>
                 <w:szCs w:val="28"/>
               </w:rPr>
             </w:pPr>
             <w:r>
               <w:rPr>
-                <w:rFonts w:ascii="David" w:eastAsia="Arial" w:hAnsi="David" w:cs="David"/>
+                <w:rFonts w:eastAsia="Arial"/>
                 <w:b/>
                 <w:bCs/>
                 <w:sz w:val="28"/>
@@ -3060,9 +2913,8 @@
             <w:pPr>
               <w:spacing w:line="276" w:lineRule="auto"/>
               <w:ind w:hanging="2"/>
-              <w:jc w:val="left"/>
-              <w:rPr>
-                <w:rFonts w:ascii="David" w:eastAsia="Arial" w:hAnsi="David" w:cs="David"/>
+              <w:rPr>
+                <w:rFonts w:eastAsia="Arial"/>
               </w:rPr>
             </w:pPr>
           </w:p>
@@ -3074,9 +2926,8 @@
           <w:p>
             <w:pPr>
               <w:ind w:hanging="2"/>
-              <w:jc w:val="left"/>
-              <w:rPr>
-                <w:rFonts w:ascii="David" w:eastAsia="Arial" w:hAnsi="David" w:cs="David"/>
+              <w:rPr>
+                <w:rFonts w:eastAsia="Arial"/>
               </w:rPr>
             </w:pPr>
           </w:p>
@@ -3095,10 +2946,8 @@
                 <w:right w:val="nil"/>
                 <w:between w:val="nil"/>
               </w:pBdr>
-              <w:ind w:firstLine="0"/>
-              <w:jc w:val="left"/>
-              <w:rPr>
-                <w:rFonts w:ascii="David" w:eastAsia="Arial" w:hAnsi="David" w:cs="David"/>
+              <w:rPr>
+                <w:rFonts w:eastAsia="Arial"/>
               </w:rPr>
             </w:pPr>
           </w:p>
@@ -3111,9 +2960,8 @@
             <w:pPr>
               <w:spacing w:line="480" w:lineRule="auto"/>
               <w:ind w:hanging="2"/>
-              <w:jc w:val="left"/>
-              <w:rPr>
-                <w:rFonts w:ascii="David" w:eastAsia="Arial" w:hAnsi="David" w:cs="David"/>
+              <w:rPr>
+                <w:rFonts w:eastAsia="Arial"/>
               </w:rPr>
             </w:pPr>
           </w:p>
@@ -3125,9 +2973,8 @@
           <w:p>
             <w:pPr>
               <w:ind w:left="1" w:hanging="3"/>
-              <w:jc w:val="left"/>
-              <w:rPr>
-                <w:rFonts w:ascii="David" w:eastAsia="Arial" w:hAnsi="David" w:cs="David"/>
+              <w:rPr>
+                <w:rFonts w:eastAsia="Arial"/>
                 <w:sz w:val="32"/>
                 <w:szCs w:val="32"/>
               </w:rPr>
@@ -3147,9 +2994,8 @@
           <w:p>
             <w:pPr>
               <w:ind w:right="-142" w:hanging="2"/>
-              <w:jc w:val="left"/>
-              <w:rPr>
-                <w:rFonts w:ascii="David" w:eastAsia="Arial" w:hAnsi="David" w:cs="David"/>
+              <w:rPr>
+                <w:rFonts w:eastAsia="Arial"/>
               </w:rPr>
             </w:pPr>
           </w:p>
@@ -3160,10 +3006,9 @@
           </w:tcPr>
           <w:p>
             <w:pPr>
-              <w:ind w:right="-142" w:firstLine="0"/>
-              <w:jc w:val="left"/>
-              <w:rPr>
-                <w:rFonts w:ascii="David" w:eastAsia="Arial" w:hAnsi="David" w:cs="David"/>
+              <w:ind w:right="-142"/>
+              <w:rPr>
+                <w:rFonts w:eastAsia="Arial"/>
               </w:rPr>
             </w:pPr>
           </w:p>
@@ -3184,10 +3029,8 @@
                 <w:between w:val="nil"/>
               </w:pBdr>
               <w:spacing w:line="276" w:lineRule="auto"/>
-              <w:ind w:firstLine="0"/>
-              <w:jc w:val="left"/>
-              <w:rPr>
-                <w:rFonts w:ascii="David" w:eastAsia="Arial" w:hAnsi="David" w:cs="David"/>
+              <w:rPr>
+                <w:rFonts w:eastAsia="Arial"/>
               </w:rPr>
             </w:pPr>
           </w:p>
@@ -3199,9 +3042,8 @@
           <w:p>
             <w:pPr>
               <w:ind w:left="1" w:hanging="3"/>
-              <w:jc w:val="left"/>
-              <w:rPr>
-                <w:rFonts w:ascii="David" w:eastAsia="Arial" w:hAnsi="David" w:cs="David"/>
+              <w:rPr>
+                <w:rFonts w:eastAsia="Arial"/>
                 <w:sz w:val="32"/>
                 <w:szCs w:val="32"/>
               </w:rPr>
@@ -3215,9 +3057,8 @@
           <w:p>
             <w:pPr>
               <w:ind w:left="1" w:hanging="3"/>
-              <w:jc w:val="left"/>
-              <w:rPr>
-                <w:rFonts w:ascii="David" w:eastAsia="Arial" w:hAnsi="David" w:cs="David"/>
+              <w:rPr>
+                <w:rFonts w:eastAsia="Arial"/>
                 <w:sz w:val="32"/>
                 <w:szCs w:val="32"/>
               </w:rPr>
@@ -3237,9 +3078,8 @@
           <w:p>
             <w:pPr>
               <w:ind w:left="1" w:hanging="3"/>
-              <w:jc w:val="left"/>
-              <w:rPr>
-                <w:rFonts w:ascii="David" w:eastAsia="Arial" w:hAnsi="David" w:cs="David"/>
+              <w:rPr>
+                <w:rFonts w:eastAsia="Arial"/>
               </w:rPr>
             </w:pPr>
           </w:p>
@@ -3250,10 +3090,8 @@
           </w:tcPr>
           <w:p>
             <w:pPr>
-              <w:ind w:firstLine="0"/>
-              <w:jc w:val="left"/>
-              <w:rPr>
-                <w:rFonts w:ascii="David" w:eastAsia="Arial" w:hAnsi="David" w:cs="David"/>
+              <w:rPr>
+                <w:rFonts w:eastAsia="Arial"/>
               </w:rPr>
             </w:pPr>
           </w:p>
@@ -3274,10 +3112,8 @@
                 <w:between w:val="nil"/>
               </w:pBdr>
               <w:spacing w:line="276" w:lineRule="auto"/>
-              <w:ind w:firstLine="0"/>
-              <w:jc w:val="left"/>
-              <w:rPr>
-                <w:rFonts w:ascii="David" w:eastAsia="Arial" w:hAnsi="David" w:cs="David"/>
+              <w:rPr>
+                <w:rFonts w:eastAsia="Arial"/>
               </w:rPr>
             </w:pPr>
           </w:p>
@@ -3289,9 +3125,8 @@
           <w:p>
             <w:pPr>
               <w:ind w:left="1" w:hanging="3"/>
-              <w:jc w:val="left"/>
-              <w:rPr>
-                <w:rFonts w:ascii="David" w:eastAsia="Arial" w:hAnsi="David" w:cs="David"/>
+              <w:rPr>
+                <w:rFonts w:eastAsia="Arial"/>
                 <w:sz w:val="32"/>
                 <w:szCs w:val="32"/>
               </w:rPr>
@@ -3305,9 +3140,8 @@
           <w:p>
             <w:pPr>
               <w:ind w:left="1" w:hanging="3"/>
-              <w:jc w:val="left"/>
-              <w:rPr>
-                <w:rFonts w:ascii="David" w:eastAsia="Arial" w:hAnsi="David" w:cs="David"/>
+              <w:rPr>
+                <w:rFonts w:eastAsia="Arial"/>
                 <w:sz w:val="32"/>
                 <w:szCs w:val="32"/>
               </w:rPr>
@@ -3319,9 +3153,8 @@
     <w:p>
       <w:pPr>
         <w:ind w:left="1" w:hanging="3"/>
-        <w:jc w:val="left"/>
-        <w:rPr>
-          <w:rFonts w:ascii="David" w:eastAsia="Arial" w:hAnsi="David" w:cs="David"/>
+        <w:rPr>
+          <w:rFonts w:eastAsia="Arial"/>
           <w:sz w:val="28"/>
           <w:szCs w:val="28"/>
         </w:rPr>
@@ -3337,9 +3170,8 @@
           <w:between w:val="nil"/>
         </w:pBdr>
         <w:ind w:left="2" w:hanging="4"/>
-        <w:jc w:val="left"/>
-        <w:rPr>
-          <w:rFonts w:ascii="David" w:eastAsia="Arial" w:hAnsi="David" w:cs="David"/>
+        <w:rPr>
+          <w:rFonts w:eastAsia="Arial"/>
           <w:b/>
           <w:bCs/>
           <w:color w:val="000000"/>
@@ -3349,7 +3181,7 @@
       </w:pPr>
       <w:r>
         <w:rPr>
-          <w:rFonts w:ascii="David" w:eastAsia="Arial" w:hAnsi="David" w:cs="David"/>
+          <w:rFonts w:eastAsia="Arial"/>
           <w:b/>
           <w:bCs/>
           <w:color w:val="000000"/>
@@ -3362,7 +3194,7 @@
       </w:r>
       <w:r>
         <w:rPr>
-          <w:rFonts w:ascii="David" w:eastAsia="Arial" w:hAnsi="David" w:cs="David"/>
+          <w:rFonts w:eastAsia="Arial"/>
           <w:b/>
           <w:bCs/>
           <w:color w:val="000000"/>
@@ -3373,7 +3205,7 @@
       </w:r>
       <w:r>
         <w:rPr>
-          <w:rFonts w:ascii="David" w:eastAsia="Arial" w:hAnsi="David" w:cs="David"/>
+          <w:rFonts w:eastAsia="Arial"/>
           <w:b/>
           <w:bCs/>
           <w:sz w:val="32"/>
@@ -3393,9 +3225,8 @@
           <w:between w:val="nil"/>
         </w:pBdr>
         <w:ind w:left="1" w:hanging="3"/>
-        <w:jc w:val="left"/>
-        <w:rPr>
-          <w:rFonts w:ascii="David" w:eastAsia="Arial" w:hAnsi="David" w:cs="David"/>
+        <w:rPr>
+          <w:rFonts w:eastAsia="Arial"/>
           <w:color w:val="000000"/>
           <w:sz w:val="28"/>
           <w:szCs w:val="28"/>
@@ -3403,7 +3234,7 @@
       </w:pPr>
       <w:r>
         <w:rPr>
-          <w:rFonts w:ascii="David" w:eastAsia="Arial" w:hAnsi="David" w:cs="David"/>
+          <w:rFonts w:eastAsia="Arial"/>
           <w:b/>
           <w:bCs/>
           <w:color w:val="000000"/>
@@ -3416,10 +3247,8 @@
     </w:p>
     <w:p>
       <w:pPr>
-        <w:ind w:firstLine="0"/>
-        <w:jc w:val="left"/>
-        <w:rPr>
-          <w:rFonts w:ascii="David" w:eastAsia="Arial" w:hAnsi="David" w:cs="David"/>
+        <w:rPr>
+          <w:rFonts w:eastAsia="Arial"/>
           <w:sz w:val="28"/>
           <w:szCs w:val="28"/>
         </w:rPr>
@@ -3462,16 +3291,15 @@
                 <w:tab w:val="right" w:pos="2146"/>
               </w:tabs>
               <w:ind w:left="1" w:hanging="3"/>
-              <w:jc w:val="left"/>
-              <w:rPr>
-                <w:rFonts w:ascii="David" w:eastAsia="Arial" w:hAnsi="David" w:cs="David"/>
+              <w:rPr>
+                <w:rFonts w:eastAsia="Arial"/>
                 <w:sz w:val="28"/>
                 <w:szCs w:val="28"/>
               </w:rPr>
             </w:pPr>
             <w:r>
               <w:rPr>
-                <w:rFonts w:ascii="David" w:eastAsia="Arial" w:hAnsi="David" w:cs="David"/>
+                <w:rFonts w:eastAsia="Arial"/>
                 <w:b/>
                 <w:bCs/>
                 <w:sz w:val="28"/>
@@ -3483,7 +3311,7 @@
             </w:r>
             <w:r>
               <w:rPr>
-                <w:rFonts w:ascii="David" w:eastAsia="Arial" w:hAnsi="David" w:cs="David"/>
+                <w:rFonts w:eastAsia="Arial"/>
                 <w:b/>
                 <w:bCs/>
                 <w:sz w:val="28"/>
@@ -3502,16 +3330,15 @@
           <w:p>
             <w:pPr>
               <w:ind w:left="1" w:hanging="3"/>
-              <w:jc w:val="left"/>
-              <w:rPr>
-                <w:rFonts w:ascii="David" w:eastAsia="Arial" w:hAnsi="David" w:cs="David"/>
+              <w:rPr>
+                <w:rFonts w:eastAsia="Arial"/>
                 <w:sz w:val="26"/>
                 <w:szCs w:val="26"/>
               </w:rPr>
             </w:pPr>
             <w:r>
               <w:rPr>
-                <w:rFonts w:ascii="David" w:eastAsia="Arial" w:hAnsi="David" w:cs="David"/>
+                <w:rFonts w:eastAsia="Arial"/>
                 <w:b/>
                 <w:bCs/>
                 <w:sz w:val="26"/>
@@ -3530,16 +3357,15 @@
           <w:p>
             <w:pPr>
               <w:ind w:left="1" w:hanging="3"/>
-              <w:jc w:val="left"/>
-              <w:rPr>
-                <w:rFonts w:ascii="David" w:eastAsia="Arial" w:hAnsi="David" w:cs="David"/>
+              <w:rPr>
+                <w:rFonts w:eastAsia="Arial"/>
                 <w:sz w:val="28"/>
                 <w:szCs w:val="28"/>
               </w:rPr>
             </w:pPr>
             <w:r>
               <w:rPr>
-                <w:rFonts w:ascii="David" w:eastAsia="Arial" w:hAnsi="David" w:cs="David"/>
+                <w:rFonts w:eastAsia="Arial"/>
                 <w:b/>
                 <w:bCs/>
                 <w:sz w:val="28"/>
@@ -3552,9 +3378,8 @@
           <w:p>
             <w:pPr>
               <w:ind w:left="1" w:hanging="3"/>
-              <w:jc w:val="left"/>
-              <w:rPr>
-                <w:rFonts w:ascii="David" w:eastAsia="Arial" w:hAnsi="David" w:cs="David"/>
+              <w:rPr>
+                <w:rFonts w:eastAsia="Arial"/>
                 <w:sz w:val="28"/>
                 <w:szCs w:val="28"/>
               </w:rPr>
@@ -3569,16 +3394,15 @@
           <w:p>
             <w:pPr>
               <w:ind w:left="1" w:hanging="3"/>
-              <w:jc w:val="left"/>
-              <w:rPr>
-                <w:rFonts w:ascii="David" w:eastAsia="Arial" w:hAnsi="David" w:cs="David"/>
+              <w:rPr>
+                <w:rFonts w:eastAsia="Arial"/>
                 <w:sz w:val="28"/>
                 <w:szCs w:val="28"/>
               </w:rPr>
             </w:pPr>
             <w:r>
               <w:rPr>
-                <w:rFonts w:ascii="David" w:eastAsia="Arial" w:hAnsi="David" w:cs="David"/>
+                <w:rFonts w:eastAsia="Arial"/>
                 <w:b/>
                 <w:bCs/>
                 <w:sz w:val="28"/>
@@ -3597,16 +3421,15 @@
           <w:p>
             <w:pPr>
               <w:ind w:left="1" w:hanging="3"/>
-              <w:jc w:val="left"/>
-              <w:rPr>
-                <w:rFonts w:ascii="David" w:eastAsia="Arial" w:hAnsi="David" w:cs="David"/>
+              <w:rPr>
+                <w:rFonts w:eastAsia="Arial"/>
                 <w:sz w:val="28"/>
                 <w:szCs w:val="28"/>
               </w:rPr>
             </w:pPr>
             <w:r>
               <w:rPr>
-                <w:rFonts w:ascii="David" w:eastAsia="Arial" w:hAnsi="David" w:cs="David"/>
+                <w:rFonts w:eastAsia="Arial"/>
                 <w:b/>
                 <w:bCs/>
                 <w:sz w:val="28"/>
@@ -3631,9 +3454,8 @@
             <w:pPr>
               <w:spacing w:line="276" w:lineRule="auto"/>
               <w:ind w:hanging="2"/>
-              <w:jc w:val="left"/>
-              <w:rPr>
-                <w:rFonts w:ascii="David" w:eastAsia="Arial" w:hAnsi="David" w:cs="David"/>
+              <w:rPr>
+                <w:rFonts w:eastAsia="Arial"/>
               </w:rPr>
             </w:pPr>
           </w:p>
@@ -3645,9 +3467,8 @@
           <w:p>
             <w:pPr>
               <w:ind w:hanging="2"/>
-              <w:jc w:val="left"/>
-              <w:rPr>
-                <w:rFonts w:ascii="David" w:eastAsia="Arial" w:hAnsi="David" w:cs="David"/>
+              <w:rPr>
+                <w:rFonts w:eastAsia="Arial"/>
               </w:rPr>
             </w:pPr>
           </w:p>
@@ -3666,10 +3487,8 @@
                 <w:right w:val="nil"/>
                 <w:between w:val="nil"/>
               </w:pBdr>
-              <w:ind w:firstLine="0"/>
-              <w:jc w:val="left"/>
-              <w:rPr>
-                <w:rFonts w:ascii="David" w:eastAsia="Arial" w:hAnsi="David" w:cs="David"/>
+              <w:rPr>
+                <w:rFonts w:eastAsia="Arial"/>
               </w:rPr>
             </w:pPr>
           </w:p>
@@ -3682,9 +3501,8 @@
             <w:pPr>
               <w:spacing w:line="480" w:lineRule="auto"/>
               <w:ind w:hanging="2"/>
-              <w:jc w:val="left"/>
-              <w:rPr>
-                <w:rFonts w:ascii="David" w:eastAsia="Arial" w:hAnsi="David" w:cs="David"/>
+              <w:rPr>
+                <w:rFonts w:eastAsia="Arial"/>
               </w:rPr>
             </w:pPr>
           </w:p>
@@ -3696,9 +3514,8 @@
           <w:p>
             <w:pPr>
               <w:ind w:left="1" w:hanging="3"/>
-              <w:jc w:val="left"/>
-              <w:rPr>
-                <w:rFonts w:ascii="David" w:eastAsia="Arial" w:hAnsi="David" w:cs="David"/>
+              <w:rPr>
+                <w:rFonts w:eastAsia="Arial"/>
                 <w:sz w:val="32"/>
                 <w:szCs w:val="32"/>
               </w:rPr>
@@ -3718,9 +3535,8 @@
           <w:p>
             <w:pPr>
               <w:ind w:right="-142" w:hanging="2"/>
-              <w:jc w:val="left"/>
-              <w:rPr>
-                <w:rFonts w:ascii="David" w:eastAsia="Arial" w:hAnsi="David" w:cs="David"/>
+              <w:rPr>
+                <w:rFonts w:eastAsia="Arial"/>
               </w:rPr>
             </w:pPr>
           </w:p>
@@ -3731,10 +3547,9 @@
           </w:tcPr>
           <w:p>
             <w:pPr>
-              <w:ind w:right="-142" w:firstLine="0"/>
-              <w:jc w:val="left"/>
-              <w:rPr>
-                <w:rFonts w:ascii="David" w:eastAsia="Arial" w:hAnsi="David" w:cs="David"/>
+              <w:ind w:right="-142"/>
+              <w:rPr>
+                <w:rFonts w:eastAsia="Arial"/>
               </w:rPr>
             </w:pPr>
           </w:p>
@@ -3755,10 +3570,8 @@
                 <w:between w:val="nil"/>
               </w:pBdr>
               <w:spacing w:line="276" w:lineRule="auto"/>
-              <w:ind w:firstLine="0"/>
-              <w:jc w:val="left"/>
-              <w:rPr>
-                <w:rFonts w:ascii="David" w:eastAsia="Arial" w:hAnsi="David" w:cs="David"/>
+              <w:rPr>
+                <w:rFonts w:eastAsia="Arial"/>
               </w:rPr>
             </w:pPr>
           </w:p>
@@ -3770,9 +3583,8 @@
           <w:p>
             <w:pPr>
               <w:ind w:left="1" w:hanging="3"/>
-              <w:jc w:val="left"/>
-              <w:rPr>
-                <w:rFonts w:ascii="David" w:eastAsia="Arial" w:hAnsi="David" w:cs="David"/>
+              <w:rPr>
+                <w:rFonts w:eastAsia="Arial"/>
                 <w:sz w:val="32"/>
                 <w:szCs w:val="32"/>
               </w:rPr>
@@ -3786,9 +3598,8 @@
           <w:p>
             <w:pPr>
               <w:ind w:left="1" w:hanging="3"/>
-              <w:jc w:val="left"/>
-              <w:rPr>
-                <w:rFonts w:ascii="David" w:eastAsia="Arial" w:hAnsi="David" w:cs="David"/>
+              <w:rPr>
+                <w:rFonts w:eastAsia="Arial"/>
                 <w:sz w:val="32"/>
                 <w:szCs w:val="32"/>
               </w:rPr>
@@ -3808,9 +3619,8 @@
           <w:p>
             <w:pPr>
               <w:ind w:left="1" w:hanging="3"/>
-              <w:jc w:val="left"/>
-              <w:rPr>
-                <w:rFonts w:ascii="David" w:eastAsia="Arial" w:hAnsi="David" w:cs="David"/>
+              <w:rPr>
+                <w:rFonts w:eastAsia="Arial"/>
               </w:rPr>
             </w:pPr>
           </w:p>
@@ -3821,10 +3631,8 @@
           </w:tcPr>
           <w:p>
             <w:pPr>
-              <w:ind w:firstLine="0"/>
-              <w:jc w:val="left"/>
-              <w:rPr>
-                <w:rFonts w:ascii="David" w:eastAsia="Arial" w:hAnsi="David" w:cs="David"/>
+              <w:rPr>
+                <w:rFonts w:eastAsia="Arial"/>
               </w:rPr>
             </w:pPr>
           </w:p>
@@ -3845,10 +3653,8 @@
                 <w:between w:val="nil"/>
               </w:pBdr>
               <w:spacing w:line="276" w:lineRule="auto"/>
-              <w:ind w:firstLine="0"/>
-              <w:jc w:val="left"/>
-              <w:rPr>
-                <w:rFonts w:ascii="David" w:eastAsia="Arial" w:hAnsi="David" w:cs="David"/>
+              <w:rPr>
+                <w:rFonts w:eastAsia="Arial"/>
               </w:rPr>
             </w:pPr>
           </w:p>
@@ -3860,9 +3666,8 @@
           <w:p>
             <w:pPr>
               <w:ind w:left="1" w:hanging="3"/>
-              <w:jc w:val="left"/>
-              <w:rPr>
-                <w:rFonts w:ascii="David" w:eastAsia="Arial" w:hAnsi="David" w:cs="David"/>
+              <w:rPr>
+                <w:rFonts w:eastAsia="Arial"/>
                 <w:sz w:val="32"/>
                 <w:szCs w:val="32"/>
               </w:rPr>
@@ -3876,9 +3681,8 @@
           <w:p>
             <w:pPr>
               <w:ind w:left="1" w:hanging="3"/>
-              <w:jc w:val="left"/>
-              <w:rPr>
-                <w:rFonts w:ascii="David" w:eastAsia="Arial" w:hAnsi="David" w:cs="David"/>
+              <w:rPr>
+                <w:rFonts w:eastAsia="Arial"/>
                 <w:sz w:val="32"/>
                 <w:szCs w:val="32"/>
               </w:rPr>
@@ -3896,10 +3700,8 @@
           <w:right w:val="nil"/>
           <w:between w:val="nil"/>
         </w:pBdr>
-        <w:ind w:firstLine="0"/>
-        <w:jc w:val="left"/>
-        <w:rPr>
-          <w:rFonts w:ascii="David" w:eastAsia="Arial" w:hAnsi="David" w:cs="David"/>
+        <w:rPr>
+          <w:rFonts w:eastAsia="Arial"/>
           <w:b/>
           <w:bCs/>
           <w:color w:val="000000"/>
@@ -3912,9 +3714,8 @@
     <w:p>
       <w:pPr>
         <w:ind w:left="2" w:hanging="4"/>
-        <w:jc w:val="left"/>
-        <w:rPr>
-          <w:rFonts w:ascii="David" w:eastAsia="Arial" w:hAnsi="David" w:cs="David"/>
+        <w:rPr>
+          <w:rFonts w:eastAsia="Arial"/>
           <w:sz w:val="40"/>
           <w:szCs w:val="40"/>
         </w:rPr>
@@ -3930,9 +3731,8 @@
           <w:between w:val="nil"/>
         </w:pBdr>
         <w:ind w:left="1" w:hanging="3"/>
-        <w:jc w:val="left"/>
-        <w:rPr>
-          <w:rFonts w:ascii="David" w:eastAsia="Arial" w:hAnsi="David" w:cs="David"/>
+        <w:rPr>
+          <w:rFonts w:eastAsia="Arial"/>
           <w:color w:val="000000"/>
           <w:sz w:val="32"/>
           <w:szCs w:val="32"/>
@@ -3940,7 +3740,7 @@
       </w:pPr>
       <w:r>
         <w:rPr>
-          <w:rFonts w:ascii="David" w:eastAsia="Arial" w:hAnsi="David" w:cs="David"/>
+          <w:rFonts w:eastAsia="Arial"/>
           <w:color w:val="000000"/>
           <w:sz w:val="32"/>
           <w:szCs w:val="32"/>
@@ -3993,7 +3793,6 @@
         <w:tab w:val="right" w:pos="8306"/>
       </w:tabs>
       <w:ind w:hanging="2"/>
-      <w:jc w:val="left"/>
       <w:rPr>
         <w:color w:val="000000"/>
       </w:rPr>
@@ -4045,7 +3844,6 @@
         <w:tab w:val="right" w:pos="8306"/>
       </w:tabs>
       <w:ind w:hanging="2"/>
-      <w:jc w:val="left"/>
       <w:rPr>
         <w:color w:val="000000"/>
       </w:rPr>
@@ -4059,7 +3857,7 @@
   <w:p>
     <w:pPr>
       <w:rPr>
-        <w:rFonts w:ascii="David" w:eastAsia="David" w:hAnsi="David" w:cs="David"/>
+        <w:rFonts w:eastAsia="David"/>
       </w:rPr>
     </w:pPr>
   </w:p>
@@ -4072,14 +3870,14 @@
       <w:ind w:left="-193" w:hanging="284"/>
       <w:jc w:val="center"/>
       <w:rPr>
-        <w:rFonts w:ascii="David" w:eastAsia="David" w:hAnsi="David" w:cs="David"/>
+        <w:rFonts w:eastAsia="David"/>
         <w:sz w:val="22"/>
         <w:szCs w:val="22"/>
       </w:rPr>
     </w:pPr>
     <w:r>
       <w:rPr>
-        <w:rFonts w:ascii="David" w:eastAsia="David" w:hAnsi="David" w:cs="David"/>
+        <w:rFonts w:eastAsia="David"/>
         <w:b/>
         <w:bCs/>
         <w:sz w:val="22"/>
@@ -4090,7 +3888,7 @@
     </w:r>
     <w:r>
       <w:rPr>
-        <w:rFonts w:ascii="David" w:eastAsia="David" w:hAnsi="David" w:cs="David"/>
+        <w:rFonts w:eastAsia="David"/>
         <w:sz w:val="22"/>
         <w:szCs w:val="22"/>
         <w:rtl/>
@@ -4100,7 +3898,7 @@
     <w:proofErr w:type="spellStart"/>
     <w:r>
       <w:rPr>
-        <w:rFonts w:ascii="David" w:eastAsia="David" w:hAnsi="David" w:cs="David"/>
+        <w:rFonts w:eastAsia="David"/>
         <w:sz w:val="22"/>
         <w:szCs w:val="22"/>
         <w:rtl/>
@@ -4110,7 +3908,7 @@
     <w:proofErr w:type="spellEnd"/>
     <w:r>
       <w:rPr>
-        <w:rFonts w:ascii="David" w:eastAsia="David" w:hAnsi="David" w:cs="David"/>
+        <w:rFonts w:eastAsia="David"/>
         <w:sz w:val="22"/>
         <w:szCs w:val="22"/>
         <w:rtl/>
@@ -4120,7 +3918,7 @@
     <w:proofErr w:type="spellStart"/>
     <w:r>
       <w:rPr>
-        <w:rFonts w:ascii="David" w:eastAsia="David" w:hAnsi="David" w:cs="David"/>
+        <w:rFonts w:eastAsia="David"/>
         <w:sz w:val="22"/>
         <w:szCs w:val="22"/>
         <w:rtl/>
@@ -4130,7 +3928,7 @@
     <w:proofErr w:type="spellEnd"/>
     <w:r>
       <w:rPr>
-        <w:rFonts w:ascii="David" w:eastAsia="David" w:hAnsi="David" w:cs="David"/>
+        <w:rFonts w:eastAsia="David"/>
         <w:sz w:val="22"/>
         <w:szCs w:val="22"/>
         <w:rtl/>
@@ -4210,14 +4008,14 @@
       <w:ind w:left="-193" w:hanging="284"/>
       <w:jc w:val="center"/>
       <w:rPr>
-        <w:rFonts w:ascii="David" w:eastAsia="David" w:hAnsi="David" w:cs="David"/>
+        <w:rFonts w:eastAsia="David"/>
         <w:sz w:val="22"/>
         <w:szCs w:val="22"/>
       </w:rPr>
     </w:pPr>
     <w:r>
       <w:rPr>
-        <w:rFonts w:ascii="David" w:eastAsia="David" w:hAnsi="David" w:cs="David"/>
+        <w:rFonts w:eastAsia="David"/>
         <w:sz w:val="22"/>
         <w:szCs w:val="22"/>
         <w:rtl/>
@@ -4227,7 +4025,7 @@
     <w:proofErr w:type="spellStart"/>
     <w:r>
       <w:rPr>
-        <w:rFonts w:ascii="David" w:eastAsia="David" w:hAnsi="David" w:cs="David"/>
+        <w:rFonts w:eastAsia="David"/>
         <w:sz w:val="22"/>
         <w:szCs w:val="22"/>
         <w:rtl/>
@@ -4237,7 +4035,7 @@
     <w:proofErr w:type="spellEnd"/>
     <w:r>
       <w:rPr>
-        <w:rFonts w:ascii="David" w:eastAsia="David" w:hAnsi="David" w:cs="David"/>
+        <w:rFonts w:eastAsia="David"/>
         <w:sz w:val="22"/>
         <w:szCs w:val="22"/>
         <w:rtl/>
@@ -4254,48 +4052,48 @@
       <w:ind w:left="-193" w:hanging="284"/>
       <w:jc w:val="center"/>
       <w:rPr>
-        <w:rFonts w:ascii="David" w:eastAsia="David" w:hAnsi="David" w:cs="David"/>
+        <w:rFonts w:eastAsia="David"/>
       </w:rPr>
     </w:pPr>
     <w:proofErr w:type="spellStart"/>
     <w:r>
       <w:rPr>
-        <w:rFonts w:ascii="David" w:eastAsia="David" w:hAnsi="David" w:cs="David"/>
+        <w:rFonts w:eastAsia="David"/>
       </w:rPr>
       <w:t>Ha'Gan</w:t>
     </w:r>
     <w:proofErr w:type="spellEnd"/>
     <w:r>
       <w:rPr>
-        <w:rFonts w:ascii="David" w:eastAsia="David" w:hAnsi="David" w:cs="David"/>
+        <w:rFonts w:eastAsia="David"/>
       </w:rPr>
       <w:t xml:space="preserve"> </w:t>
     </w:r>
     <w:proofErr w:type="spellStart"/>
     <w:r>
       <w:rPr>
-        <w:rFonts w:ascii="David" w:eastAsia="David" w:hAnsi="David" w:cs="David"/>
+        <w:rFonts w:eastAsia="David"/>
       </w:rPr>
       <w:t>Ha'Shikumi</w:t>
     </w:r>
     <w:proofErr w:type="spellEnd"/>
     <w:r>
       <w:rPr>
-        <w:rFonts w:ascii="David" w:eastAsia="David" w:hAnsi="David" w:cs="David"/>
+        <w:rFonts w:eastAsia="David"/>
       </w:rPr>
       <w:t xml:space="preserve"> – The Dvora Agmon Preschool Development Center, </w:t>
     </w:r>
     <w:proofErr w:type="spellStart"/>
     <w:r>
       <w:rPr>
-        <w:rFonts w:ascii="David" w:eastAsia="David" w:hAnsi="David" w:cs="David"/>
+        <w:rFonts w:eastAsia="David"/>
       </w:rPr>
       <w:t>Hagshama</w:t>
     </w:r>
     <w:proofErr w:type="spellEnd"/>
     <w:r>
       <w:rPr>
-        <w:rFonts w:ascii="David" w:eastAsia="David" w:hAnsi="David" w:cs="David"/>
+        <w:rFonts w:eastAsia="David"/>
       </w:rPr>
       <w:t>,</w:t>
     </w:r>
@@ -4308,40 +4106,40 @@
       </w:tabs>
       <w:jc w:val="center"/>
       <w:rPr>
-        <w:rFonts w:ascii="David" w:eastAsia="David" w:hAnsi="David" w:cs="David"/>
+        <w:rFonts w:eastAsia="David"/>
       </w:rPr>
     </w:pPr>
     <w:r>
       <w:rPr>
-        <w:rFonts w:ascii="David" w:eastAsia="David" w:hAnsi="David" w:cs="David"/>
+        <w:rFonts w:eastAsia="David"/>
       </w:rPr>
       <w:t xml:space="preserve">The </w:t>
     </w:r>
     <w:proofErr w:type="spellStart"/>
     <w:r>
       <w:rPr>
-        <w:rFonts w:ascii="David" w:eastAsia="David" w:hAnsi="David" w:cs="David"/>
+        <w:rFonts w:eastAsia="David"/>
       </w:rPr>
       <w:t>Roizman</w:t>
     </w:r>
     <w:proofErr w:type="spellEnd"/>
     <w:r>
       <w:rPr>
-        <w:rFonts w:ascii="David" w:eastAsia="David" w:hAnsi="David" w:cs="David"/>
+        <w:rFonts w:eastAsia="David"/>
       </w:rPr>
       <w:t xml:space="preserve"> Early Intervention Center, 21 Ze'ev </w:t>
     </w:r>
     <w:proofErr w:type="spellStart"/>
     <w:r>
       <w:rPr>
-        <w:rFonts w:ascii="David" w:eastAsia="David" w:hAnsi="David" w:cs="David"/>
+        <w:rFonts w:eastAsia="David"/>
       </w:rPr>
       <w:t>Haklay</w:t>
     </w:r>
     <w:proofErr w:type="spellEnd"/>
     <w:r>
       <w:rPr>
-        <w:rFonts w:ascii="David" w:eastAsia="David" w:hAnsi="David" w:cs="David"/>
+        <w:rFonts w:eastAsia="David"/>
       </w:rPr>
       <w:t xml:space="preserve"> St., Jerusalem 9646236</w:t>
     </w:r>
@@ -4350,7 +4148,7 @@
     <w:pPr>
       <w:jc w:val="center"/>
       <w:rPr>
-        <w:rFonts w:ascii="David" w:eastAsia="David" w:hAnsi="David" w:cs="David"/>
+        <w:rFonts w:eastAsia="David"/>
         <w:b/>
         <w:bCs/>
         <w:sz w:val="36"/>
@@ -4360,7 +4158,7 @@
     </w:pPr>
     <w:r>
       <w:rPr>
-        <w:rFonts w:ascii="David" w:eastAsia="David" w:hAnsi="David" w:cs="David"/>
+        <w:rFonts w:eastAsia="David"/>
         <w:b/>
         <w:bCs/>
         <w:sz w:val="22"/>
@@ -4370,7 +4168,7 @@
     </w:r>
     <w:r>
       <w:rPr>
-        <w:rFonts w:ascii="David" w:eastAsia="David" w:hAnsi="David" w:cs="David"/>
+        <w:rFonts w:eastAsia="David"/>
         <w:b/>
         <w:bCs/>
         <w:sz w:val="22"/>
@@ -4382,7 +4180,7 @@
     <w:proofErr w:type="gramStart"/>
     <w:r>
       <w:rPr>
-        <w:rFonts w:ascii="David" w:eastAsia="David" w:hAnsi="David" w:cs="David"/>
+        <w:rFonts w:eastAsia="David"/>
         <w:b/>
         <w:bCs/>
         <w:sz w:val="22"/>
@@ -4393,7 +4191,7 @@
     <w:proofErr w:type="gramEnd"/>
     <w:r>
       <w:rPr>
-        <w:rFonts w:ascii="David" w:eastAsia="David" w:hAnsi="David" w:cs="David"/>
+        <w:rFonts w:eastAsia="David"/>
         <w:b/>
         <w:bCs/>
         <w:sz w:val="22"/>
@@ -4403,7 +4201,7 @@
     </w:r>
     <w:r>
       <w:rPr>
-        <w:rFonts w:ascii="David" w:eastAsia="David" w:hAnsi="David" w:cs="David"/>
+        <w:rFonts w:eastAsia="David"/>
         <w:b/>
         <w:bCs/>
         <w:sz w:val="22"/>
@@ -4414,7 +4212,7 @@
     </w:r>
     <w:r>
       <w:rPr>
-        <w:rFonts w:ascii="David" w:eastAsia="David" w:hAnsi="David" w:cs="David"/>
+        <w:rFonts w:eastAsia="David"/>
         <w:b/>
         <w:bCs/>
         <w:sz w:val="22"/>
@@ -4425,7 +4223,7 @@
     <w:hyperlink r:id="rId1">
       <w:r>
         <w:rPr>
-          <w:rFonts w:ascii="David" w:eastAsia="David" w:hAnsi="David" w:cs="David"/>
+          <w:rFonts w:eastAsia="David"/>
           <w:b/>
           <w:bCs/>
           <w:color w:val="0000FF"/>
@@ -4450,7 +4248,6 @@
         <w:tab w:val="center" w:pos="4153"/>
         <w:tab w:val="right" w:pos="8306"/>
       </w:tabs>
-      <w:ind w:firstLine="0"/>
       <w:jc w:val="center"/>
       <w:rPr>
         <w:color w:val="000000"/>
@@ -4519,7 +4316,6 @@
         <w:tab w:val="right" w:pos="8306"/>
       </w:tabs>
       <w:ind w:hanging="2"/>
-      <w:jc w:val="left"/>
       <w:rPr>
         <w:color w:val="000000"/>
       </w:rPr>
@@ -6816,6 +6612,14 @@
   <w:style w:type="paragraph" w:default="1" w:styleId="Normal">
     <w:name w:val="Normal"/>
     <w:qFormat/>
+    <w:rsid w:val="00830327"/>
+    <w:pPr>
+      <w:ind w:firstLine="0"/>
+      <w:jc w:val="left"/>
+    </w:pPr>
+    <w:rPr>
+      <w:rFonts w:ascii="David" w:hAnsi="David" w:cs="David"/>
+    </w:rPr>
   </w:style>
   <w:style w:type="paragraph" w:styleId="Heading1">
     <w:name w:val="heading 1"/>
@@ -7805,28 +7609,28 @@
 </file>
 
 <file path=customXml/item1.xml><?xml version="1.0" encoding="utf-8"?>
-<b:Sources xmlns:b="http://schemas.openxmlformats.org/officeDocument/2006/bibliography" xmlns="http://schemas.openxmlformats.org/officeDocument/2006/bibliography" SelectedStyle="\APASixthEditionOfficeOnline.xsl" StyleName="APA" Version="6"/>
-</file>
-
-<file path=customXml/item2.xml><?xml version="1.0" encoding="utf-8"?>
 <go:gDocsCustomXmlDataStorage xmlns:go="http://customooxmlschemas.google.com/" xmlns:r="http://schemas.openxmlformats.org/officeDocument/2006/relationships" uri="GoogleDocsCustomDataVersion2">
   <go:docsCustomData xmlns:go="http://customooxmlschemas.google.com/" roundtripDataSignature="AMtx7mgyL2BaJtQioaS3ktatR3JfL5daKA==">CgMxLjAyDmguZzVqdzB5cmduajRpMg5oLjNodTl1ZGF6Z3E3dTIOaC45M3d1OW0xcWg2c3EyDmguOTN3dTltMXFoNnNxOAByITFvRXVTN1dxU1EzbWRpZ2llZU5GR2lycmQwQ1RfTjR3Qw==</go:docsCustomData>
 </go:gDocsCustomXmlDataStorage>
 </file>
 
-<file path=customXml/itemProps1.xml><?xml version="1.0" encoding="utf-8"?>
-<ds:datastoreItem xmlns:ds="http://schemas.openxmlformats.org/officeDocument/2006/customXml" ds:itemID="{3CFB49AC-17D5-417F-9B7D-D16078286C6D}">
-  <ds:schemaRefs>
-    <ds:schemaRef ds:uri="http://schemas.openxmlformats.org/officeDocument/2006/bibliography"/>
-  </ds:schemaRefs>
-</ds:datastoreItem>
+<file path=customXml/item2.xml><?xml version="1.0" encoding="utf-8"?>
+<b:Sources xmlns:b="http://schemas.openxmlformats.org/officeDocument/2006/bibliography" xmlns="http://schemas.openxmlformats.org/officeDocument/2006/bibliography" SelectedStyle="\APASixthEditionOfficeOnline.xsl" StyleName="APA" Version="6"/>
 </file>
 
-<file path=customXml/itemProps2.xml><?xml version="1.0" encoding="utf-8"?>
+<file path=customXml/itemProps1.xml><?xml version="1.0" encoding="utf-8"?>
 <ds:datastoreItem xmlns:ds="http://schemas.openxmlformats.org/officeDocument/2006/customXml" ds:itemID="{11111111-1234-1234-1234-123412341234}">
   <ds:schemaRefs>
     <ds:schemaRef ds:uri="http://customooxmlschemas.google.com/"/>
     <ds:schemaRef ds:uri="http://schemas.openxmlformats.org/officeDocument/2006/relationships"/>
   </ds:schemaRefs>
 </ds:datastoreItem>
+</file>
+
+<file path=customXml/itemProps2.xml><?xml version="1.0" encoding="utf-8"?>
+<ds:datastoreItem xmlns:ds="http://schemas.openxmlformats.org/officeDocument/2006/customXml" ds:itemID="{3CFB49AC-17D5-417F-9B7D-D16078286C6D}">
+  <ds:schemaRefs>
+    <ds:schemaRef ds:uri="http://schemas.openxmlformats.org/officeDocument/2006/bibliography"/>
+  </ds:schemaRefs>
+</ds:datastoreItem>
 </file>